--- a/Paddy_Iyer_Resume_Detailed.docx
+++ b/Paddy_Iyer_Resume_Detailed.docx
@@ -3955,187 +3955,7 @@
           <w:color w:val="465469"/>
           <w:sz w:val="17"/>
         </w:rPr>
-        <w:t>15+ years driving enterprise data transformation for global tech leaders across cloud/SaaS, fintech, gaming, and consumer platforms. Expert in cloud-native architectures, real-time analytics, privacy-first pipelines,</w:t>
-      </w:r>
-      <w:r>
-        <w:rPr>
-          <w:color w:val="465469"/>
-          <w:spacing w:val="-5"/>
-          <w:sz w:val="17"/>
-        </w:rPr>
-        <w:t> </w:t>
-      </w:r>
-      <w:r>
-        <w:rPr>
-          <w:color w:val="465469"/>
-          <w:sz w:val="17"/>
-        </w:rPr>
-        <w:t>and</w:t>
-      </w:r>
-      <w:r>
-        <w:rPr>
-          <w:color w:val="465469"/>
-          <w:spacing w:val="-12"/>
-          <w:sz w:val="17"/>
-        </w:rPr>
-        <w:t> </w:t>
-      </w:r>
-      <w:r>
-        <w:rPr>
-          <w:color w:val="465469"/>
-          <w:sz w:val="17"/>
-        </w:rPr>
-        <w:t>AI-augmented</w:t>
-      </w:r>
-      <w:r>
-        <w:rPr>
-          <w:color w:val="465469"/>
-          <w:spacing w:val="-4"/>
-          <w:sz w:val="17"/>
-        </w:rPr>
-        <w:t> </w:t>
-      </w:r>
-      <w:r>
-        <w:rPr>
-          <w:color w:val="465469"/>
-          <w:sz w:val="17"/>
-        </w:rPr>
-        <w:t>data</w:t>
-      </w:r>
-      <w:r>
-        <w:rPr>
-          <w:color w:val="465469"/>
-          <w:spacing w:val="-4"/>
-          <w:sz w:val="17"/>
-        </w:rPr>
-        <w:t> </w:t>
-      </w:r>
-      <w:r>
-        <w:rPr>
-          <w:color w:val="465469"/>
-          <w:sz w:val="17"/>
-        </w:rPr>
-        <w:t>operations.</w:t>
-      </w:r>
-      <w:r>
-        <w:rPr>
-          <w:color w:val="465469"/>
-          <w:spacing w:val="-4"/>
-          <w:sz w:val="17"/>
-        </w:rPr>
-        <w:t> </w:t>
-      </w:r>
-      <w:r>
-        <w:rPr>
-          <w:color w:val="465469"/>
-          <w:sz w:val="17"/>
-        </w:rPr>
-        <w:t>Proven</w:t>
-      </w:r>
-      <w:r>
-        <w:rPr>
-          <w:color w:val="465469"/>
-          <w:spacing w:val="-4"/>
-          <w:sz w:val="17"/>
-        </w:rPr>
-        <w:t> </w:t>
-      </w:r>
-      <w:r>
-        <w:rPr>
-          <w:color w:val="465469"/>
-          <w:sz w:val="17"/>
-        </w:rPr>
-        <w:t>builder</w:t>
-      </w:r>
-      <w:r>
-        <w:rPr>
-          <w:color w:val="465469"/>
-          <w:spacing w:val="-4"/>
-          <w:sz w:val="17"/>
-        </w:rPr>
-        <w:t> </w:t>
-      </w:r>
-      <w:r>
-        <w:rPr>
-          <w:color w:val="465469"/>
-          <w:sz w:val="17"/>
-        </w:rPr>
-        <w:t>of</w:t>
-      </w:r>
-      <w:r>
-        <w:rPr>
-          <w:color w:val="465469"/>
-          <w:spacing w:val="-4"/>
-          <w:sz w:val="17"/>
-        </w:rPr>
-        <w:t> </w:t>
-      </w:r>
-      <w:r>
-        <w:rPr>
-          <w:color w:val="465469"/>
-          <w:sz w:val="17"/>
-        </w:rPr>
-        <w:t>high-trust,</w:t>
-      </w:r>
-      <w:r>
-        <w:rPr>
-          <w:color w:val="465469"/>
-          <w:spacing w:val="-4"/>
-          <w:sz w:val="17"/>
-        </w:rPr>
-        <w:t> </w:t>
-      </w:r>
-      <w:r>
-        <w:rPr>
-          <w:color w:val="465469"/>
-          <w:sz w:val="17"/>
-        </w:rPr>
-        <w:t>high-performance</w:t>
-      </w:r>
-      <w:r>
-        <w:rPr>
-          <w:color w:val="465469"/>
-          <w:spacing w:val="-4"/>
-          <w:sz w:val="17"/>
-        </w:rPr>
-        <w:t> </w:t>
-      </w:r>
-      <w:r>
-        <w:rPr>
-          <w:color w:val="465469"/>
-          <w:sz w:val="17"/>
-        </w:rPr>
-        <w:t>data</w:t>
-      </w:r>
-      <w:r>
-        <w:rPr>
-          <w:color w:val="465469"/>
-          <w:spacing w:val="-4"/>
-          <w:sz w:val="17"/>
-        </w:rPr>
-        <w:t> </w:t>
-      </w:r>
-      <w:r>
-        <w:rPr>
-          <w:color w:val="465469"/>
-          <w:sz w:val="17"/>
-        </w:rPr>
-        <w:t>teams at petabyte scale. Published writer and thought leader on data architecture,</w:t>
-      </w:r>
-      <w:r>
-        <w:rPr>
-          <w:color w:val="465469"/>
-          <w:spacing w:val="-4"/>
-          <w:sz w:val="17"/>
-        </w:rPr>
-        <w:t> </w:t>
-      </w:r>
-      <w:r>
-        <w:rPr>
-          <w:color w:val="465469"/>
-          <w:sz w:val="17"/>
-        </w:rPr>
-        <w:t>AI agents, and the intersection of ancient wisdom with modern technology.</w:t>
+        <w:t xml:space="preserve">35+ years building and transforming enterprise data platforms for global tech leaders across cloud/SaaS, fintech, gaming, and consumer platforms. Expert in cloud-native architectures, real-time analytics, privacy-first pipelines, and AI-augmented data operations. Proven builder of high-trust, high-performance data teams at petabyte scale.</w:t>
       </w:r>
     </w:p>
     <w:p>
@@ -4713,7 +4533,7 @@
           <w:color w:val="1D293B"/>
           <w:sz w:val="16"/>
         </w:rPr>
-        <w:t xml:space="preserve">Delivered ~$500K/year in recovered engineering capacity by sustaining the output of 3–4 engineers as a single engineer through AI-assisted development — 1,000+ production changes landed</w:t>
+        <w:t xml:space="preserve">Delivered ~$500K/year in recovered engineering capacity by sustaining the output of 3–4 engineers as a single engineer through AI-assisted development — 1,070 production changes landed at ~1.7/working day over 2.5 years, peaking at 262 in a single month</w:t>
       </w:r>
     </w:p>
     <w:p>
@@ -5336,16 +5156,7 @@
           <w:w w:val="105"/>
           <w:sz w:val="14"/>
         </w:rPr>
-        <w:t>160+ articles on </w:t>
-      </w:r>
-      <w:r>
-        <w:rPr>
-          <w:color w:val="CBD5E1"/>
-          <w:spacing w:val="-2"/>
-          <w:w w:val="105"/>
-          <w:sz w:val="14"/>
-        </w:rPr>
-        <w:t>paddyspeaks.com</w:t>
+        <w:t xml:space="preserve">128 articles on paddyspeaks.com</w:t>
       </w:r>
     </w:p>
     <w:p>
@@ -5842,269 +5653,6 @@
     </w:p>
     <w:p>
       <w:pPr>
-        <w:spacing w:before="121"/>
-        <w:ind w:left="345" w:right="0" w:firstLine="0"/>
-        <w:jc w:val="left"/>
-        <w:rPr>
-          <w:b/>
-          <w:sz w:val="15"/>
-        </w:rPr>
-      </w:pPr>
-      <w:r>
-        <w:rPr>
-          <w:b/>
-          <w:color w:val="E2E7F0"/>
-          <w:w w:val="105"/>
-          <w:sz w:val="15"/>
-        </w:rPr>
-        <w:t>Lead</w:t>
-      </w:r>
-      <w:r>
-        <w:rPr>
-          <w:b/>
-          <w:color w:val="E2E7F0"/>
-          <w:spacing w:val="-8"/>
-          <w:w w:val="105"/>
-          <w:sz w:val="15"/>
-        </w:rPr>
-        <w:t> </w:t>
-      </w:r>
-      <w:r>
-        <w:rPr>
-          <w:b/>
-          <w:color w:val="E2E7F0"/>
-          <w:w w:val="105"/>
-          <w:sz w:val="15"/>
-        </w:rPr>
-        <w:t>Data</w:t>
-      </w:r>
-      <w:r>
-        <w:rPr>
-          <w:b/>
-          <w:color w:val="E2E7F0"/>
-          <w:spacing w:val="-7"/>
-          <w:w w:val="105"/>
-          <w:sz w:val="15"/>
-        </w:rPr>
-        <w:t> </w:t>
-      </w:r>
-      <w:r>
-        <w:rPr>
-          <w:b/>
-          <w:color w:val="E2E7F0"/>
-          <w:spacing w:val="-2"/>
-          <w:w w:val="105"/>
-          <w:sz w:val="15"/>
-        </w:rPr>
-        <w:t>Engineer</w:t>
-      </w:r>
-    </w:p>
-    <w:p>
-      <w:pPr>
-        <w:spacing w:line="160" w:lineRule="exact" w:before="2"/>
-        <w:ind w:left="345" w:right="0" w:firstLine="0"/>
-        <w:jc w:val="left"/>
-        <w:rPr>
-          <w:sz w:val="14"/>
-        </w:rPr>
-      </w:pPr>
-      <w:r>
-        <w:rPr>
-          <w:color w:val="C79059"/>
-          <w:spacing w:val="-4"/>
-          <w:w w:val="105"/>
-          <w:sz w:val="14"/>
-        </w:rPr>
-        <w:t>Meta</w:t>
-      </w:r>
-    </w:p>
-    <w:p>
-      <w:pPr>
-        <w:spacing w:line="149" w:lineRule="exact" w:before="0"/>
-        <w:ind w:left="345" w:right="0" w:firstLine="0"/>
-        <w:jc w:val="left"/>
-        <w:rPr>
-          <w:sz w:val="13"/>
-        </w:rPr>
-      </w:pPr>
-      <w:r>
-        <w:rPr>
-          <w:color w:val="94A2B8"/>
-          <w:sz w:val="13"/>
-        </w:rPr>
-        <w:t>Sep</w:t>
-      </w:r>
-      <w:r>
-        <w:rPr>
-          <w:color w:val="94A2B8"/>
-          <w:spacing w:val="-3"/>
-          <w:sz w:val="13"/>
-        </w:rPr>
-        <w:t> </w:t>
-      </w:r>
-      <w:r>
-        <w:rPr>
-          <w:color w:val="94A2B8"/>
-          <w:sz w:val="13"/>
-        </w:rPr>
-        <w:t>2015</w:t>
-      </w:r>
-      <w:r>
-        <w:rPr>
-          <w:color w:val="94A2B8"/>
-          <w:spacing w:val="-3"/>
-          <w:sz w:val="13"/>
-        </w:rPr>
-        <w:t> </w:t>
-      </w:r>
-      <w:r>
-        <w:rPr>
-          <w:color w:val="94A2B8"/>
-          <w:sz w:val="13"/>
-        </w:rPr>
-        <w:t>–</w:t>
-      </w:r>
-      <w:r>
-        <w:rPr>
-          <w:color w:val="94A2B8"/>
-          <w:spacing w:val="-3"/>
-          <w:sz w:val="13"/>
-        </w:rPr>
-        <w:t> </w:t>
-      </w:r>
-      <w:r>
-        <w:rPr>
-          <w:color w:val="94A2B8"/>
-          <w:sz w:val="13"/>
-        </w:rPr>
-        <w:t>Sep</w:t>
-      </w:r>
-      <w:r>
-        <w:rPr>
-          <w:color w:val="94A2B8"/>
-          <w:spacing w:val="-2"/>
-          <w:sz w:val="13"/>
-        </w:rPr>
-        <w:t> </w:t>
-      </w:r>
-      <w:r>
-        <w:rPr>
-          <w:color w:val="94A2B8"/>
-          <w:spacing w:val="-4"/>
-          <w:sz w:val="13"/>
-        </w:rPr>
-        <w:t>2017</w:t>
-      </w:r>
-    </w:p>
-    <w:p>
-      <w:pPr>
-        <w:spacing w:line="278" w:lineRule="auto" w:before="21"/>
-        <w:ind w:left="345" w:right="0" w:firstLine="0"/>
-        <w:jc w:val="left"/>
-        <w:rPr>
-          <w:sz w:val="14"/>
-        </w:rPr>
-      </w:pPr>
-      <w:r>
-        <w:rPr>
-          <w:color w:val="CBD5E1"/>
-          <w:sz w:val="14"/>
-        </w:rPr>
-        <w:t>80+</w:t>
-      </w:r>
-      <w:r>
-        <w:rPr>
-          <w:color w:val="CBD5E1"/>
-          <w:spacing w:val="-10"/>
-          <w:sz w:val="14"/>
-        </w:rPr>
-        <w:t> </w:t>
-      </w:r>
-      <w:r>
-        <w:rPr>
-          <w:color w:val="CBD5E1"/>
-          <w:sz w:val="14"/>
-        </w:rPr>
-        <w:t>Dataswarm</w:t>
-      </w:r>
-      <w:r>
-        <w:rPr>
-          <w:color w:val="CBD5E1"/>
-          <w:spacing w:val="-10"/>
-          <w:sz w:val="14"/>
-        </w:rPr>
-        <w:t> </w:t>
-      </w:r>
-      <w:r>
-        <w:rPr>
-          <w:color w:val="CBD5E1"/>
-          <w:sz w:val="14"/>
-        </w:rPr>
-        <w:t>pipelines</w:t>
-      </w:r>
-      <w:r>
-        <w:rPr>
-          <w:color w:val="CBD5E1"/>
-          <w:spacing w:val="-9"/>
-          <w:sz w:val="14"/>
-        </w:rPr>
-        <w:t> </w:t>
-      </w:r>
-      <w:r>
-        <w:rPr>
-          <w:color w:val="CBD5E1"/>
-          <w:sz w:val="14"/>
-        </w:rPr>
-        <w:t>for</w:t>
-      </w:r>
-      <w:r>
-        <w:rPr>
-          <w:color w:val="CBD5E1"/>
-          <w:spacing w:val="-10"/>
-          <w:sz w:val="14"/>
-        </w:rPr>
-        <w:t> </w:t>
-      </w:r>
-      <w:r>
-        <w:rPr>
-          <w:color w:val="CBD5E1"/>
-          <w:sz w:val="14"/>
-        </w:rPr>
-        <w:t>petabyte-scale</w:t>
-      </w:r>
-      <w:r>
-        <w:rPr>
-          <w:color w:val="CBD5E1"/>
-          <w:spacing w:val="40"/>
-          <w:sz w:val="14"/>
-        </w:rPr>
-        <w:t> </w:t>
-      </w:r>
-      <w:r>
-        <w:rPr>
-          <w:color w:val="CBD5E1"/>
-          <w:sz w:val="14"/>
-        </w:rPr>
-        <w:t>ads; Cross Device Insights, Outcomes</w:t>
-      </w:r>
-      <w:r>
-        <w:rPr>
-          <w:color w:val="CBD5E1"/>
-          <w:spacing w:val="40"/>
-          <w:sz w:val="14"/>
-        </w:rPr>
-        <w:t> </w:t>
-      </w:r>
-      <w:r>
-        <w:rPr>
-          <w:color w:val="CBD5E1"/>
-          <w:sz w:val="14"/>
-        </w:rPr>
-        <w:t>Datamart + Norms DB</w:t>
-      </w:r>
-    </w:p>
-    <w:p>
-      <w:pPr>
         <w:spacing w:before="105"/>
         <w:ind w:left="345" w:right="1440" w:firstLine="0"/>
         <w:jc w:val="left"/>
@@ -10290,618 +9838,44 @@
           <w:i/>
           <w:sz w:val="15"/>
         </w:rPr>
-        <mc:AlternateContent>
-          <mc:Choice Requires="wps">
-            <w:drawing>
-              <wp:anchor distT="0" distB="0" distL="0" distR="0" allowOverlap="1" layoutInCell="1" locked="0" behindDoc="1" simplePos="0" relativeHeight="487459840">
-                <wp:simplePos x="0" y="0"/>
-                <wp:positionH relativeFrom="page">
-                  <wp:posOffset>0</wp:posOffset>
-                </wp:positionH>
-                <wp:positionV relativeFrom="page">
-                  <wp:posOffset>0</wp:posOffset>
-                </wp:positionV>
-                <wp:extent cx="7772400" cy="10058400"/>
-                <wp:effectExtent l="0" t="0" r="0" b="0"/>
-                <wp:wrapNone/>
-                <wp:docPr id="58" name="Group 58"/>
-                <wp:cNvGraphicFramePr>
-                  <a:graphicFrameLocks/>
-                </wp:cNvGraphicFramePr>
-                <a:graphic>
-                  <a:graphicData uri="http://schemas.microsoft.com/office/word/2010/wordprocessingGroup">
-                    <wpg:wgp>
-                      <wpg:cNvPr id="58" name="Group 58"/>
-                      <wpg:cNvGrpSpPr/>
-                      <wpg:grpSpPr>
-                        <a:xfrm>
-                          <a:off x="0" y="0"/>
-                          <a:ext cx="7772400" cy="10058400"/>
-                          <a:chExt cx="7772400" cy="10058400"/>
-                        </a:xfrm>
-                      </wpg:grpSpPr>
-                      <wps:wsp>
-                        <wps:cNvPr id="59" name="Graphic 59"/>
-                        <wps:cNvSpPr/>
-                        <wps:spPr>
-                          <a:xfrm>
-                            <a:off x="2190749" y="0"/>
-                            <a:ext cx="5581650" cy="10058400"/>
-                          </a:xfrm>
-                          <a:custGeom>
-                            <a:avLst/>
-                            <a:gdLst/>
-                            <a:ahLst/>
-                            <a:cxnLst/>
-                            <a:rect l="l" t="t" r="r" b="b"/>
-                            <a:pathLst>
-                              <a:path w="5581650" h="10058400">
-                                <a:moveTo>
-                                  <a:pt x="0" y="10058399"/>
-                                </a:moveTo>
-                                <a:lnTo>
-                                  <a:pt x="5581649" y="10058399"/>
-                                </a:lnTo>
-                                <a:lnTo>
-                                  <a:pt x="5581649" y="0"/>
-                                </a:lnTo>
-                                <a:lnTo>
-                                  <a:pt x="0" y="0"/>
-                                </a:lnTo>
-                                <a:lnTo>
-                                  <a:pt x="0" y="10058399"/>
-                                </a:lnTo>
-                                <a:close/>
-                              </a:path>
-                            </a:pathLst>
-                          </a:custGeom>
-                          <a:solidFill>
-                            <a:srgbClr val="FEFBF9"/>
-                          </a:solidFill>
-                        </wps:spPr>
-                        <wps:bodyPr wrap="square" lIns="0" tIns="0" rIns="0" bIns="0" rtlCol="0">
-                          <a:prstTxWarp prst="textNoShape">
-                            <a:avLst/>
-                          </a:prstTxWarp>
-                          <a:noAutofit/>
-                        </wps:bodyPr>
-                      </wps:wsp>
-                      <wps:wsp>
-                        <wps:cNvPr id="60" name="Graphic 60"/>
-                        <wps:cNvSpPr/>
-                        <wps:spPr>
-                          <a:xfrm>
-                            <a:off x="0" y="0"/>
-                            <a:ext cx="2190750" cy="10058400"/>
-                          </a:xfrm>
-                          <a:custGeom>
-                            <a:avLst/>
-                            <a:gdLst/>
-                            <a:ahLst/>
-                            <a:cxnLst/>
-                            <a:rect l="l" t="t" r="r" b="b"/>
-                            <a:pathLst>
-                              <a:path w="2190750" h="10058400">
-                                <a:moveTo>
-                                  <a:pt x="2190749" y="10058399"/>
-                                </a:moveTo>
-                                <a:lnTo>
-                                  <a:pt x="0" y="10058399"/>
-                                </a:lnTo>
-                                <a:lnTo>
-                                  <a:pt x="0" y="0"/>
-                                </a:lnTo>
-                                <a:lnTo>
-                                  <a:pt x="2190749" y="0"/>
-                                </a:lnTo>
-                                <a:lnTo>
-                                  <a:pt x="2190749" y="10058399"/>
-                                </a:lnTo>
-                                <a:close/>
-                              </a:path>
-                            </a:pathLst>
-                          </a:custGeom>
-                          <a:solidFill>
-                            <a:srgbClr val="1A2E45"/>
-                          </a:solidFill>
-                        </wps:spPr>
-                        <wps:bodyPr wrap="square" lIns="0" tIns="0" rIns="0" bIns="0" rtlCol="0">
-                          <a:prstTxWarp prst="textNoShape">
-                            <a:avLst/>
-                          </a:prstTxWarp>
-                          <a:noAutofit/>
-                        </wps:bodyPr>
-                      </wps:wsp>
-                      <wps:wsp>
-                        <wps:cNvPr id="61" name="Graphic 61"/>
-                        <wps:cNvSpPr/>
-                        <wps:spPr>
-                          <a:xfrm>
-                            <a:off x="219074" y="790575"/>
-                            <a:ext cx="1752600" cy="9525"/>
-                          </a:xfrm>
-                          <a:custGeom>
-                            <a:avLst/>
-                            <a:gdLst/>
-                            <a:ahLst/>
-                            <a:cxnLst/>
-                            <a:rect l="l" t="t" r="r" b="b"/>
-                            <a:pathLst>
-                              <a:path w="1752600" h="9525">
-                                <a:moveTo>
-                                  <a:pt x="1752599" y="9524"/>
-                                </a:moveTo>
-                                <a:lnTo>
-                                  <a:pt x="0" y="9524"/>
-                                </a:lnTo>
-                                <a:lnTo>
-                                  <a:pt x="0" y="0"/>
-                                </a:lnTo>
-                                <a:lnTo>
-                                  <a:pt x="1752599" y="0"/>
-                                </a:lnTo>
-                                <a:lnTo>
-                                  <a:pt x="1752599" y="9524"/>
-                                </a:lnTo>
-                                <a:close/>
-                              </a:path>
-                            </a:pathLst>
-                          </a:custGeom>
-                          <a:solidFill>
-                            <a:srgbClr val="C79059">
-                              <a:alpha val="25099"/>
-                            </a:srgbClr>
-                          </a:solidFill>
-                        </wps:spPr>
-                        <wps:bodyPr wrap="square" lIns="0" tIns="0" rIns="0" bIns="0" rtlCol="0">
-                          <a:prstTxWarp prst="textNoShape">
-                            <a:avLst/>
-                          </a:prstTxWarp>
-                          <a:noAutofit/>
-                        </wps:bodyPr>
-                      </wps:wsp>
-                    </wpg:wgp>
-                  </a:graphicData>
-                </a:graphic>
-              </wp:anchor>
-            </w:drawing>
-          </mc:Choice>
-          <mc:Fallback>
-            <w:pict>
-              <v:group style="position:absolute;margin-left:0pt;margin-top:-.000048pt;width:612pt;height:792pt;mso-position-horizontal-relative:page;mso-position-vertical-relative:page;z-index:-15856640" id="docshapegroup58" coordorigin="0,0" coordsize="12240,15840">
-                <v:rect style="position:absolute;left:3450;top:0;width:8790;height:15840" id="docshape59" filled="true" fillcolor="#fefbf9" stroked="false">
-                  <v:fill type="solid"/>
-                </v:rect>
-                <v:rect style="position:absolute;left:0;top:0;width:3450;height:15840" id="docshape60" filled="true" fillcolor="#1a2e45" stroked="false">
-                  <v:fill type="solid"/>
-                </v:rect>
-                <v:rect style="position:absolute;left:345;top:1245;width:2760;height:15" id="docshape61" filled="true" fillcolor="#c79059" stroked="false">
-                  <v:fill opacity="16449f" type="solid"/>
-                </v:rect>
-                <w10:wrap type="none"/>
-              </v:group>
-            </w:pict>
-          </mc:Fallback>
-        </mc:AlternateContent>
-      </w:r>
-      <w:r>
-        <w:rPr>
-          <w:b/>
-          <w:color w:val="1D293B"/>
-          <w:sz w:val="19"/>
-        </w:rPr>
-        <w:t>Senior</w:t>
-      </w:r>
-      <w:r>
-        <w:rPr>
-          <w:b/>
-          <w:color w:val="1D293B"/>
-          <w:spacing w:val="-6"/>
-          <w:sz w:val="19"/>
-        </w:rPr>
-        <w:t> </w:t>
-      </w:r>
-      <w:r>
-        <w:rPr>
-          <w:b/>
-          <w:color w:val="1D293B"/>
-          <w:sz w:val="19"/>
-        </w:rPr>
-        <w:t>Consultant</w:t>
-      </w:r>
-      <w:r>
-        <w:rPr>
-          <w:b/>
-          <w:color w:val="1D293B"/>
-          <w:spacing w:val="-5"/>
-          <w:sz w:val="19"/>
-        </w:rPr>
-        <w:t> </w:t>
-      </w:r>
-      <w:r>
-        <w:rPr>
-          <w:b/>
-          <w:color w:val="1D293B"/>
-          <w:sz w:val="19"/>
-        </w:rPr>
-        <w:t>—</w:t>
-      </w:r>
-      <w:r>
-        <w:rPr>
-          <w:b/>
-          <w:color w:val="1D293B"/>
-          <w:spacing w:val="-11"/>
-          <w:sz w:val="19"/>
-        </w:rPr>
-        <w:t> </w:t>
-      </w:r>
-      <w:r>
-        <w:rPr>
-          <w:b/>
-          <w:color w:val="1D293B"/>
-          <w:sz w:val="19"/>
-        </w:rPr>
-        <w:t>Ads,</w:t>
-      </w:r>
-      <w:r>
-        <w:rPr>
-          <w:b/>
-          <w:color w:val="1D293B"/>
-          <w:spacing w:val="-5"/>
-          <w:sz w:val="19"/>
-        </w:rPr>
-        <w:t> </w:t>
-      </w:r>
-      <w:r>
-        <w:rPr>
-          <w:b/>
-          <w:color w:val="1D293B"/>
-          <w:sz w:val="19"/>
-        </w:rPr>
-        <w:t>Commerce</w:t>
-      </w:r>
-      <w:r>
-        <w:rPr>
-          <w:b/>
-          <w:color w:val="1D293B"/>
-          <w:spacing w:val="-5"/>
-          <w:sz w:val="19"/>
-        </w:rPr>
-        <w:t> </w:t>
-      </w:r>
-      <w:r>
-        <w:rPr>
-          <w:b/>
-          <w:color w:val="1D293B"/>
-          <w:sz w:val="19"/>
-        </w:rPr>
-        <w:t>&amp;</w:t>
-      </w:r>
-      <w:r>
-        <w:rPr>
-          <w:b/>
-          <w:color w:val="1D293B"/>
-          <w:spacing w:val="-5"/>
-          <w:sz w:val="19"/>
-        </w:rPr>
-        <w:t> </w:t>
-      </w:r>
-      <w:r>
-        <w:rPr>
-          <w:b/>
-          <w:color w:val="1D293B"/>
-          <w:spacing w:val="-2"/>
-          <w:sz w:val="19"/>
-        </w:rPr>
-        <w:t>Privacy</w:t>
-      </w:r>
-      <w:r>
-        <w:rPr>
-          <w:b/>
-          <w:color w:val="1D293B"/>
-          <w:sz w:val="19"/>
-        </w:rPr>
-        <w:tab/>
-      </w:r>
+        <w:t xml:space="preserve">Data Engineer (Consultant)	Oct 2015 – Dec 2021</w:t>
+      </w:r>
+    </w:p>
+    <w:p>
+      <w:pPr>
+        <w:spacing w:before="10"/>
+        <w:ind w:left="3887" w:right="0" w:firstLine="0"/>
+        <w:jc w:val="left"/>
+        <w:rPr>
+          <w:sz w:val="17"/>
+        </w:rPr>
+      </w:pPr>
+      <w:r>
+        <w:rPr>
+          <w:color w:val="C79059"/>
+          <w:spacing w:val="-4"/>
+          <w:sz w:val="17"/>
+        </w:rPr>
+        <w:t xml:space="preserve">Meta</w:t>
+      </w:r>
+    </w:p>
+    <w:p>
+      <w:pPr>
+        <w:spacing w:line="230" w:lineRule="auto" w:before="9"/>
+        <w:ind w:left="3887" w:right="75" w:firstLine="0"/>
+        <w:jc w:val="left"/>
+        <w:rPr>
+          <w:i/>
+          <w:sz w:val="15"/>
+        </w:rPr>
+      </w:pPr>
       <w:r>
         <w:rPr>
           <w:i/>
           <w:color w:val="465469"/>
           <w:sz w:val="15"/>
         </w:rPr>
-        <w:t>Jul</w:t>
-      </w:r>
-      <w:r>
-        <w:rPr>
-          <w:i/>
-          <w:color w:val="465469"/>
-          <w:spacing w:val="-2"/>
-          <w:sz w:val="15"/>
-        </w:rPr>
-        <w:t> </w:t>
-      </w:r>
-      <w:r>
-        <w:rPr>
-          <w:i/>
-          <w:color w:val="465469"/>
-          <w:sz w:val="15"/>
-        </w:rPr>
-        <w:t>2019 – Dec </w:t>
-      </w:r>
-      <w:r>
-        <w:rPr>
-          <w:i/>
-          <w:color w:val="465469"/>
-          <w:spacing w:val="-4"/>
-          <w:sz w:val="15"/>
-        </w:rPr>
-        <w:t>2021</w:t>
-      </w:r>
-    </w:p>
-    <w:p>
-      <w:pPr>
-        <w:spacing w:before="10"/>
-        <w:ind w:left="3887" w:right="0" w:firstLine="0"/>
-        <w:jc w:val="left"/>
-        <w:rPr>
-          <w:sz w:val="17"/>
-        </w:rPr>
-      </w:pPr>
-      <w:r>
-        <w:rPr>
-          <w:color w:val="C79059"/>
-          <w:spacing w:val="-4"/>
-          <w:sz w:val="17"/>
-        </w:rPr>
-        <w:t>Meta</w:t>
-      </w:r>
-    </w:p>
-    <w:p>
-      <w:pPr>
-        <w:spacing w:line="230" w:lineRule="auto" w:before="9"/>
-        <w:ind w:left="3887" w:right="75" w:firstLine="0"/>
-        <w:jc w:val="left"/>
-        <w:rPr>
-          <w:i/>
-          <w:sz w:val="15"/>
-        </w:rPr>
-      </w:pPr>
-      <w:r>
-        <w:rPr>
-          <w:i/>
-          <w:color w:val="465469"/>
-          <w:sz w:val="15"/>
-        </w:rPr>
-        <w:t>Led</w:t>
-      </w:r>
-      <w:r>
-        <w:rPr>
-          <w:i/>
-          <w:color w:val="465469"/>
-          <w:spacing w:val="-3"/>
-          <w:sz w:val="15"/>
-        </w:rPr>
-        <w:t> </w:t>
-      </w:r>
-      <w:r>
-        <w:rPr>
-          <w:i/>
-          <w:color w:val="465469"/>
-          <w:sz w:val="15"/>
-        </w:rPr>
-        <w:t>high-impact</w:t>
-      </w:r>
-      <w:r>
-        <w:rPr>
-          <w:i/>
-          <w:color w:val="465469"/>
-          <w:spacing w:val="-3"/>
-          <w:sz w:val="15"/>
-        </w:rPr>
-        <w:t> </w:t>
-      </w:r>
-      <w:r>
-        <w:rPr>
-          <w:i/>
-          <w:color w:val="465469"/>
-          <w:sz w:val="15"/>
-        </w:rPr>
-        <w:t>projects</w:t>
-      </w:r>
-      <w:r>
-        <w:rPr>
-          <w:i/>
-          <w:color w:val="465469"/>
-          <w:spacing w:val="-3"/>
-          <w:sz w:val="15"/>
-        </w:rPr>
-        <w:t> </w:t>
-      </w:r>
-      <w:r>
-        <w:rPr>
-          <w:i/>
-          <w:color w:val="465469"/>
-          <w:sz w:val="15"/>
-        </w:rPr>
-        <w:t>across</w:t>
-      </w:r>
-      <w:r>
-        <w:rPr>
-          <w:i/>
-          <w:color w:val="465469"/>
-          <w:spacing w:val="-3"/>
-          <w:sz w:val="15"/>
-        </w:rPr>
-        <w:t> </w:t>
-      </w:r>
-      <w:r>
-        <w:rPr>
-          <w:i/>
-          <w:color w:val="465469"/>
-          <w:sz w:val="15"/>
-        </w:rPr>
-        <w:t>Meta's</w:t>
-      </w:r>
-      <w:r>
-        <w:rPr>
-          <w:i/>
-          <w:color w:val="465469"/>
-          <w:spacing w:val="-9"/>
-          <w:sz w:val="15"/>
-        </w:rPr>
-        <w:t> </w:t>
-      </w:r>
-      <w:r>
-        <w:rPr>
-          <w:i/>
-          <w:color w:val="465469"/>
-          <w:sz w:val="15"/>
-        </w:rPr>
-        <w:t>Ads,</w:t>
-      </w:r>
-      <w:r>
-        <w:rPr>
-          <w:i/>
-          <w:color w:val="465469"/>
-          <w:spacing w:val="-3"/>
-          <w:sz w:val="15"/>
-        </w:rPr>
-        <w:t> </w:t>
-      </w:r>
-      <w:r>
-        <w:rPr>
-          <w:i/>
-          <w:color w:val="465469"/>
-          <w:sz w:val="15"/>
-        </w:rPr>
-        <w:t>Commerce,</w:t>
-      </w:r>
-      <w:r>
-        <w:rPr>
-          <w:i/>
-          <w:color w:val="465469"/>
-          <w:spacing w:val="-3"/>
-          <w:sz w:val="15"/>
-        </w:rPr>
-        <w:t> </w:t>
-      </w:r>
-      <w:r>
-        <w:rPr>
-          <w:i/>
-          <w:color w:val="465469"/>
-          <w:sz w:val="15"/>
-        </w:rPr>
-        <w:t>and</w:t>
-      </w:r>
-      <w:r>
-        <w:rPr>
-          <w:i/>
-          <w:color w:val="465469"/>
-          <w:spacing w:val="-3"/>
-          <w:sz w:val="15"/>
-        </w:rPr>
-        <w:t> </w:t>
-      </w:r>
-      <w:r>
-        <w:rPr>
-          <w:i/>
-          <w:color w:val="465469"/>
-          <w:sz w:val="15"/>
-        </w:rPr>
-        <w:t>Privacy</w:t>
-      </w:r>
-      <w:r>
-        <w:rPr>
-          <w:i/>
-          <w:color w:val="465469"/>
-          <w:spacing w:val="-3"/>
-          <w:sz w:val="15"/>
-        </w:rPr>
-        <w:t> </w:t>
-      </w:r>
-      <w:r>
-        <w:rPr>
-          <w:i/>
-          <w:color w:val="465469"/>
-          <w:sz w:val="15"/>
-        </w:rPr>
-        <w:t>teams,</w:t>
-      </w:r>
-      <w:r>
-        <w:rPr>
-          <w:i/>
-          <w:color w:val="465469"/>
-          <w:spacing w:val="-3"/>
-          <w:sz w:val="15"/>
-        </w:rPr>
-        <w:t> </w:t>
-      </w:r>
-      <w:r>
-        <w:rPr>
-          <w:i/>
-          <w:color w:val="465469"/>
-          <w:sz w:val="15"/>
-        </w:rPr>
-        <w:t>architecting</w:t>
-      </w:r>
-      <w:r>
-        <w:rPr>
-          <w:i/>
-          <w:color w:val="465469"/>
-          <w:spacing w:val="-3"/>
-          <w:sz w:val="15"/>
-        </w:rPr>
-        <w:t> </w:t>
-      </w:r>
-      <w:r>
-        <w:rPr>
-          <w:i/>
-          <w:color w:val="465469"/>
-          <w:sz w:val="15"/>
-        </w:rPr>
-        <w:t>secure,</w:t>
-      </w:r>
-      <w:r>
-        <w:rPr>
-          <w:i/>
-          <w:color w:val="465469"/>
-          <w:spacing w:val="-3"/>
-          <w:sz w:val="15"/>
-        </w:rPr>
-        <w:t> </w:t>
-      </w:r>
-      <w:r>
-        <w:rPr>
-          <w:i/>
-          <w:color w:val="465469"/>
-          <w:sz w:val="15"/>
-        </w:rPr>
-        <w:t>scalable,</w:t>
-      </w:r>
-      <w:r>
-        <w:rPr>
-          <w:i/>
-          <w:color w:val="465469"/>
-          <w:spacing w:val="-3"/>
-          <w:sz w:val="15"/>
-        </w:rPr>
-        <w:t> </w:t>
-      </w:r>
-      <w:r>
-        <w:rPr>
-          <w:i/>
-          <w:color w:val="465469"/>
-          <w:sz w:val="15"/>
-        </w:rPr>
-        <w:t>and</w:t>
-      </w:r>
-      <w:r>
-        <w:rPr>
-          <w:i/>
-          <w:color w:val="465469"/>
-          <w:sz w:val="15"/>
-        </w:rPr>
-        <w:t> compliant data platforms</w:t>
+        <w:t xml:space="preserve">Performance, query-engine migration and reliability across Meta's ads, integrity, commerce and marketing data</w:t>
       </w:r>
     </w:p>
     <w:p>
@@ -10914,34 +9888,7 @@
         <w:rPr>
           <w:color w:val="1A2E45"/>
         </w:rPr>
-        <w:t>Commerce</w:t>
-      </w:r>
-      <w:r>
-        <w:rPr>
-          <w:color w:val="1A2E45"/>
-          <w:spacing w:val="-7"/>
-        </w:rPr>
-        <w:t> </w:t>
-      </w:r>
-      <w:r>
-        <w:rPr>
-          <w:color w:val="1A2E45"/>
-        </w:rPr>
-        <w:t>Data</w:t>
-      </w:r>
-      <w:r>
-        <w:rPr>
-          <w:color w:val="1A2E45"/>
-          <w:spacing w:val="-10"/>
-        </w:rPr>
-        <w:t> </w:t>
-      </w:r>
-      <w:r>
-        <w:rPr>
-          <w:color w:val="1A2E45"/>
-          <w:spacing w:val="-2"/>
-        </w:rPr>
-        <w:t>Architecture</w:t>
+        <w:t xml:space="preserve">Performance &amp; Cost Engineering</w:t>
       </w:r>
     </w:p>
     <w:p>
@@ -10968,729 +9915,7 @@
           <w:color w:val="1D293B"/>
           <w:sz w:val="16"/>
         </w:rPr>
-        <w:t>Architected</w:t>
-      </w:r>
-      <w:r>
-        <w:rPr>
-          <w:color w:val="1D293B"/>
-          <w:spacing w:val="-3"/>
-          <w:sz w:val="16"/>
-        </w:rPr>
-        <w:t> </w:t>
-      </w:r>
-      <w:r>
-        <w:rPr>
-          <w:color w:val="1D293B"/>
-          <w:sz w:val="16"/>
-        </w:rPr>
-        <w:t>a</w:t>
-      </w:r>
-      <w:r>
-        <w:rPr>
-          <w:color w:val="1D293B"/>
-          <w:spacing w:val="-3"/>
-          <w:sz w:val="16"/>
-        </w:rPr>
-        <w:t> </w:t>
-      </w:r>
-      <w:r>
-        <w:rPr>
-          <w:color w:val="1D293B"/>
-          <w:sz w:val="16"/>
-        </w:rPr>
-        <w:t>centralized</w:t>
-      </w:r>
-      <w:r>
-        <w:rPr>
-          <w:color w:val="1D293B"/>
-          <w:spacing w:val="-3"/>
-          <w:sz w:val="16"/>
-        </w:rPr>
-        <w:t> </w:t>
-      </w:r>
-      <w:r>
-        <w:rPr>
-          <w:color w:val="1D293B"/>
-          <w:sz w:val="16"/>
-        </w:rPr>
-        <w:t>data</w:t>
-      </w:r>
-      <w:r>
-        <w:rPr>
-          <w:color w:val="1D293B"/>
-          <w:spacing w:val="-3"/>
-          <w:sz w:val="16"/>
-        </w:rPr>
-        <w:t> </w:t>
-      </w:r>
-      <w:r>
-        <w:rPr>
-          <w:color w:val="1D293B"/>
-          <w:sz w:val="16"/>
-        </w:rPr>
-        <w:t>warehouse</w:t>
-      </w:r>
-      <w:r>
-        <w:rPr>
-          <w:color w:val="1D293B"/>
-          <w:spacing w:val="-3"/>
-          <w:sz w:val="16"/>
-        </w:rPr>
-        <w:t> </w:t>
-      </w:r>
-      <w:r>
-        <w:rPr>
-          <w:color w:val="1D293B"/>
-          <w:sz w:val="16"/>
-        </w:rPr>
-        <w:t>that</w:t>
-      </w:r>
-      <w:r>
-        <w:rPr>
-          <w:color w:val="1D293B"/>
-          <w:spacing w:val="-3"/>
-          <w:sz w:val="16"/>
-        </w:rPr>
-        <w:t> </w:t>
-      </w:r>
-      <w:r>
-        <w:rPr>
-          <w:color w:val="1D293B"/>
-          <w:sz w:val="16"/>
-        </w:rPr>
-        <w:t>unified</w:t>
-      </w:r>
-      <w:r>
-        <w:rPr>
-          <w:color w:val="1D293B"/>
-          <w:spacing w:val="-3"/>
-          <w:sz w:val="16"/>
-        </w:rPr>
-        <w:t> </w:t>
-      </w:r>
-      <w:r>
-        <w:rPr>
-          <w:color w:val="1D293B"/>
-          <w:sz w:val="16"/>
-        </w:rPr>
-        <w:t>product</w:t>
-      </w:r>
-      <w:r>
-        <w:rPr>
-          <w:color w:val="1D293B"/>
-          <w:spacing w:val="-3"/>
-          <w:sz w:val="16"/>
-        </w:rPr>
-        <w:t> </w:t>
-      </w:r>
-      <w:r>
-        <w:rPr>
-          <w:color w:val="1D293B"/>
-          <w:sz w:val="16"/>
-        </w:rPr>
-        <w:t>and</w:t>
-      </w:r>
-      <w:r>
-        <w:rPr>
-          <w:color w:val="1D293B"/>
-          <w:spacing w:val="-3"/>
-          <w:sz w:val="16"/>
-        </w:rPr>
-        <w:t> </w:t>
-      </w:r>
-      <w:r>
-        <w:rPr>
-          <w:color w:val="1D293B"/>
-          <w:sz w:val="16"/>
-        </w:rPr>
-        <w:t>seller</w:t>
-      </w:r>
-      <w:r>
-        <w:rPr>
-          <w:color w:val="1D293B"/>
-          <w:spacing w:val="-3"/>
-          <w:sz w:val="16"/>
-        </w:rPr>
-        <w:t> </w:t>
-      </w:r>
-      <w:r>
-        <w:rPr>
-          <w:color w:val="1D293B"/>
-          <w:sz w:val="16"/>
-        </w:rPr>
-        <w:t>data</w:t>
-      </w:r>
-      <w:r>
-        <w:rPr>
-          <w:color w:val="1D293B"/>
-          <w:spacing w:val="-3"/>
-          <w:sz w:val="16"/>
-        </w:rPr>
-        <w:t> </w:t>
-      </w:r>
-      <w:r>
-        <w:rPr>
-          <w:color w:val="1D293B"/>
-          <w:sz w:val="16"/>
-        </w:rPr>
-        <w:t>into</w:t>
-      </w:r>
-      <w:r>
-        <w:rPr>
-          <w:color w:val="1D293B"/>
-          <w:spacing w:val="-3"/>
-          <w:sz w:val="16"/>
-        </w:rPr>
-        <w:t> </w:t>
-      </w:r>
-      <w:r>
-        <w:rPr>
-          <w:color w:val="1D293B"/>
-          <w:sz w:val="16"/>
-        </w:rPr>
-        <w:t>a</w:t>
-      </w:r>
-      <w:r>
-        <w:rPr>
-          <w:color w:val="1D293B"/>
-          <w:spacing w:val="-3"/>
-          <w:sz w:val="16"/>
-        </w:rPr>
-        <w:t> </w:t>
-      </w:r>
-      <w:r>
-        <w:rPr>
-          <w:color w:val="1D293B"/>
-          <w:sz w:val="16"/>
-        </w:rPr>
-        <w:t>single</w:t>
-      </w:r>
-      <w:r>
-        <w:rPr>
-          <w:color w:val="1D293B"/>
-          <w:spacing w:val="-3"/>
-          <w:sz w:val="16"/>
-        </w:rPr>
-        <w:t> </w:t>
-      </w:r>
-      <w:r>
-        <w:rPr>
-          <w:color w:val="1D293B"/>
-          <w:sz w:val="16"/>
-        </w:rPr>
-        <w:t>analytics</w:t>
-      </w:r>
-      <w:r>
-        <w:rPr>
-          <w:color w:val="1D293B"/>
-          <w:spacing w:val="-3"/>
-          <w:sz w:val="16"/>
-        </w:rPr>
-        <w:t> </w:t>
-      </w:r>
-      <w:r>
-        <w:rPr>
-          <w:color w:val="1D293B"/>
-          <w:sz w:val="16"/>
-        </w:rPr>
-        <w:t>layer</w:t>
-      </w:r>
-      <w:r>
-        <w:rPr>
-          <w:color w:val="1D293B"/>
-          <w:spacing w:val="-3"/>
-          <w:sz w:val="16"/>
-        </w:rPr>
-        <w:t> </w:t>
-      </w:r>
-      <w:r>
-        <w:rPr>
-          <w:color w:val="1D293B"/>
-          <w:sz w:val="16"/>
-        </w:rPr>
-        <w:t>— enabling commerce teams to reduce decision-making cycle time from weeks to days and directly informing category investment strategies</w:t>
-      </w:r>
-    </w:p>
-    <w:p>
-      <w:pPr>
-        <w:pStyle w:val="ListParagraph"/>
-        <w:numPr>
-          <w:ilvl w:val="1"/>
-          <w:numId w:val="2"/>
-        </w:numPr>
-        <w:tabs>
-          <w:tab w:pos="4052" w:val="left" w:leader="none"/>
-        </w:tabs>
-        <w:spacing w:line="302" w:lineRule="auto" w:before="40" w:after="0"/>
-        <w:ind w:left="4052" w:right="225" w:hanging="165"/>
-        <w:jc w:val="left"/>
-        <w:rPr>
-          <w:color w:val="C79059"/>
-          <w:position w:val="3"/>
-          <w:sz w:val="11"/>
-        </w:rPr>
-      </w:pPr>
-      <w:r>
-        <w:rPr>
-          <w:color w:val="1D293B"/>
-          <w:sz w:val="16"/>
-        </w:rPr>
-        <w:t>Designed</w:t>
-      </w:r>
-      <w:r>
-        <w:rPr>
-          <w:color w:val="1D293B"/>
-          <w:spacing w:val="-5"/>
-          <w:sz w:val="16"/>
-        </w:rPr>
-        <w:t> </w:t>
-      </w:r>
-      <w:r>
-        <w:rPr>
-          <w:color w:val="1D293B"/>
-          <w:sz w:val="16"/>
-        </w:rPr>
-        <w:t>and</w:t>
-      </w:r>
-      <w:r>
-        <w:rPr>
-          <w:color w:val="1D293B"/>
-          <w:spacing w:val="-5"/>
-          <w:sz w:val="16"/>
-        </w:rPr>
-        <w:t> </w:t>
-      </w:r>
-      <w:r>
-        <w:rPr>
-          <w:color w:val="1D293B"/>
-          <w:sz w:val="16"/>
-        </w:rPr>
-        <w:t>launched</w:t>
-      </w:r>
-      <w:r>
-        <w:rPr>
-          <w:color w:val="1D293B"/>
-          <w:spacing w:val="-5"/>
-          <w:sz w:val="16"/>
-        </w:rPr>
-        <w:t> </w:t>
-      </w:r>
-      <w:r>
-        <w:rPr>
-          <w:color w:val="1D293B"/>
-          <w:sz w:val="16"/>
-        </w:rPr>
-        <w:t>the</w:t>
-      </w:r>
-      <w:r>
-        <w:rPr>
-          <w:color w:val="1D293B"/>
-          <w:spacing w:val="-5"/>
-          <w:sz w:val="16"/>
-        </w:rPr>
-        <w:t> </w:t>
-      </w:r>
-      <w:r>
-        <w:rPr>
-          <w:color w:val="1D293B"/>
-          <w:sz w:val="16"/>
-        </w:rPr>
-        <w:t>Category</w:t>
-      </w:r>
-      <w:r>
-        <w:rPr>
-          <w:color w:val="1D293B"/>
-          <w:spacing w:val="-5"/>
-          <w:sz w:val="16"/>
-        </w:rPr>
-        <w:t> </w:t>
-      </w:r>
-      <w:r>
-        <w:rPr>
-          <w:color w:val="1D293B"/>
-          <w:sz w:val="16"/>
-        </w:rPr>
-        <w:t>Management</w:t>
-      </w:r>
-      <w:r>
-        <w:rPr>
-          <w:color w:val="1D293B"/>
-          <w:spacing w:val="-5"/>
-          <w:sz w:val="16"/>
-        </w:rPr>
-        <w:t> </w:t>
-      </w:r>
-      <w:r>
-        <w:rPr>
-          <w:color w:val="1D293B"/>
-          <w:sz w:val="16"/>
-        </w:rPr>
-        <w:t>Data</w:t>
-      </w:r>
-      <w:r>
-        <w:rPr>
-          <w:color w:val="1D293B"/>
-          <w:spacing w:val="-5"/>
-          <w:sz w:val="16"/>
-        </w:rPr>
-        <w:t> </w:t>
-      </w:r>
-      <w:r>
-        <w:rPr>
-          <w:color w:val="1D293B"/>
-          <w:sz w:val="16"/>
-        </w:rPr>
-        <w:t>Warehouse,</w:t>
-      </w:r>
-      <w:r>
-        <w:rPr>
-          <w:color w:val="1D293B"/>
-          <w:spacing w:val="-5"/>
-          <w:sz w:val="16"/>
-        </w:rPr>
-        <w:t> </w:t>
-      </w:r>
-      <w:r>
-        <w:rPr>
-          <w:color w:val="1D293B"/>
-          <w:sz w:val="16"/>
-        </w:rPr>
-        <w:t>providing</w:t>
-      </w:r>
-      <w:r>
-        <w:rPr>
-          <w:color w:val="1D293B"/>
-          <w:spacing w:val="-5"/>
-          <w:sz w:val="16"/>
-        </w:rPr>
-        <w:t> </w:t>
-      </w:r>
-      <w:r>
-        <w:rPr>
-          <w:color w:val="1D293B"/>
-          <w:sz w:val="16"/>
-        </w:rPr>
-        <w:t>deep</w:t>
-      </w:r>
-      <w:r>
-        <w:rPr>
-          <w:color w:val="1D293B"/>
-          <w:spacing w:val="-5"/>
-          <w:sz w:val="16"/>
-        </w:rPr>
-        <w:t> </w:t>
-      </w:r>
-      <w:r>
-        <w:rPr>
-          <w:color w:val="1D293B"/>
-          <w:sz w:val="16"/>
-        </w:rPr>
-        <w:t>cross-vertical</w:t>
-      </w:r>
-      <w:r>
-        <w:rPr>
-          <w:color w:val="1D293B"/>
-          <w:spacing w:val="-5"/>
-          <w:sz w:val="16"/>
-        </w:rPr>
-        <w:t> </w:t>
-      </w:r>
-      <w:r>
-        <w:rPr>
-          <w:color w:val="1D293B"/>
-          <w:sz w:val="16"/>
-        </w:rPr>
-        <w:t>analysis that empowered commerce teams to identify underperforming seller segments and reallocate resources, contributing to measurable GMV growth</w:t>
-      </w:r>
-    </w:p>
-    <w:p>
-      <w:pPr>
-        <w:pStyle w:val="ListParagraph"/>
-        <w:numPr>
-          <w:ilvl w:val="1"/>
-          <w:numId w:val="2"/>
-        </w:numPr>
-        <w:tabs>
-          <w:tab w:pos="4052" w:val="left" w:leader="none"/>
-        </w:tabs>
-        <w:spacing w:line="302" w:lineRule="auto" w:before="39" w:after="0"/>
-        <w:ind w:left="4052" w:right="273" w:hanging="165"/>
-        <w:jc w:val="left"/>
-        <w:rPr>
-          <w:color w:val="C79059"/>
-          <w:position w:val="3"/>
-          <w:sz w:val="11"/>
-        </w:rPr>
-      </w:pPr>
-      <w:r>
-        <w:rPr>
-          <w:color w:val="1D293B"/>
-          <w:sz w:val="16"/>
-        </w:rPr>
-        <w:t>Owned</w:t>
-      </w:r>
-      <w:r>
-        <w:rPr>
-          <w:color w:val="1D293B"/>
-          <w:spacing w:val="-4"/>
-          <w:sz w:val="16"/>
-        </w:rPr>
-        <w:t> </w:t>
-      </w:r>
-      <w:r>
-        <w:rPr>
-          <w:color w:val="1D293B"/>
-          <w:sz w:val="16"/>
-        </w:rPr>
-        <w:t>the</w:t>
-      </w:r>
-      <w:r>
-        <w:rPr>
-          <w:color w:val="1D293B"/>
-          <w:spacing w:val="-4"/>
-          <w:sz w:val="16"/>
-        </w:rPr>
-        <w:t> </w:t>
-      </w:r>
-      <w:r>
-        <w:rPr>
-          <w:color w:val="1D293B"/>
-          <w:sz w:val="16"/>
-        </w:rPr>
-        <w:t>SMB</w:t>
-      </w:r>
-      <w:r>
-        <w:rPr>
-          <w:color w:val="1D293B"/>
-          <w:spacing w:val="-4"/>
-          <w:sz w:val="16"/>
-        </w:rPr>
-        <w:t> </w:t>
-      </w:r>
-      <w:r>
-        <w:rPr>
-          <w:color w:val="1D293B"/>
-          <w:sz w:val="16"/>
-        </w:rPr>
-        <w:t>funnel</w:t>
-      </w:r>
-      <w:r>
-        <w:rPr>
-          <w:color w:val="1D293B"/>
-          <w:spacing w:val="-4"/>
-          <w:sz w:val="16"/>
-        </w:rPr>
-        <w:t> </w:t>
-      </w:r>
-      <w:r>
-        <w:rPr>
-          <w:color w:val="1D293B"/>
-          <w:sz w:val="16"/>
-        </w:rPr>
-        <w:t>redesign,</w:t>
-      </w:r>
-      <w:r>
-        <w:rPr>
-          <w:color w:val="1D293B"/>
-          <w:spacing w:val="-4"/>
-          <w:sz w:val="16"/>
-        </w:rPr>
-        <w:t> </w:t>
-      </w:r>
-      <w:r>
-        <w:rPr>
-          <w:color w:val="1D293B"/>
-          <w:sz w:val="16"/>
-        </w:rPr>
-        <w:t>improving</w:t>
-      </w:r>
-      <w:r>
-        <w:rPr>
-          <w:color w:val="1D293B"/>
-          <w:spacing w:val="-4"/>
-          <w:sz w:val="16"/>
-        </w:rPr>
-        <w:t> </w:t>
-      </w:r>
-      <w:r>
-        <w:rPr>
-          <w:color w:val="1D293B"/>
-          <w:sz w:val="16"/>
-        </w:rPr>
-        <w:t>query</w:t>
-      </w:r>
-      <w:r>
-        <w:rPr>
-          <w:color w:val="1D293B"/>
-          <w:spacing w:val="-4"/>
-          <w:sz w:val="16"/>
-        </w:rPr>
-        <w:t> </w:t>
-      </w:r>
-      <w:r>
-        <w:rPr>
-          <w:color w:val="1D293B"/>
-          <w:sz w:val="16"/>
-        </w:rPr>
-        <w:t>performance</w:t>
-      </w:r>
-      <w:r>
-        <w:rPr>
-          <w:color w:val="1D293B"/>
-          <w:spacing w:val="-4"/>
-          <w:sz w:val="16"/>
-        </w:rPr>
-        <w:t> </w:t>
-      </w:r>
-      <w:r>
-        <w:rPr>
-          <w:color w:val="1D293B"/>
-          <w:sz w:val="16"/>
-        </w:rPr>
-        <w:t>by</w:t>
-      </w:r>
-      <w:r>
-        <w:rPr>
-          <w:color w:val="1D293B"/>
-          <w:spacing w:val="-4"/>
-          <w:sz w:val="16"/>
-        </w:rPr>
-        <w:t> </w:t>
-      </w:r>
-      <w:r>
-        <w:rPr>
-          <w:color w:val="1D293B"/>
-          <w:sz w:val="16"/>
-        </w:rPr>
-        <w:t>3x</w:t>
-      </w:r>
-      <w:r>
-        <w:rPr>
-          <w:color w:val="1D293B"/>
-          <w:spacing w:val="-4"/>
-          <w:sz w:val="16"/>
-        </w:rPr>
-        <w:t> </w:t>
-      </w:r>
-      <w:r>
-        <w:rPr>
-          <w:color w:val="1D293B"/>
-          <w:sz w:val="16"/>
-        </w:rPr>
-        <w:t>while</w:t>
-      </w:r>
-      <w:r>
-        <w:rPr>
-          <w:color w:val="1D293B"/>
-          <w:spacing w:val="-4"/>
-          <w:sz w:val="16"/>
-        </w:rPr>
-        <w:t> </w:t>
-      </w:r>
-      <w:r>
-        <w:rPr>
-          <w:color w:val="1D293B"/>
-          <w:sz w:val="16"/>
-        </w:rPr>
-        <w:t>maintaining</w:t>
-      </w:r>
-      <w:r>
-        <w:rPr>
-          <w:color w:val="1D293B"/>
-          <w:spacing w:val="-4"/>
-          <w:sz w:val="16"/>
-        </w:rPr>
-        <w:t> </w:t>
-      </w:r>
-      <w:r>
-        <w:rPr>
-          <w:color w:val="1D293B"/>
-          <w:sz w:val="16"/>
-        </w:rPr>
-        <w:t>key</w:t>
-      </w:r>
-      <w:r>
-        <w:rPr>
-          <w:color w:val="1D293B"/>
-          <w:spacing w:val="-4"/>
-          <w:sz w:val="16"/>
-        </w:rPr>
-        <w:t> </w:t>
-      </w:r>
-      <w:r>
-        <w:rPr>
-          <w:color w:val="1D293B"/>
-          <w:sz w:val="16"/>
-        </w:rPr>
-        <w:t>functionality</w:t>
-      </w:r>
-      <w:r>
-        <w:rPr>
-          <w:color w:val="1D293B"/>
-          <w:spacing w:val="-4"/>
-          <w:sz w:val="16"/>
-        </w:rPr>
-        <w:t> </w:t>
-      </w:r>
-      <w:r>
-        <w:rPr>
-          <w:color w:val="1D293B"/>
-          <w:sz w:val="16"/>
-        </w:rPr>
-        <w:t>— enabling the pipeline to scale from thousands to tens of thousands of small business advertisers without infrastructure changes</w:t>
-      </w:r>
-    </w:p>
-    <w:p>
-      <w:pPr>
-        <w:pStyle w:val="Heading2"/>
-        <w:spacing w:before="55"/>
-        <w:ind w:left="3917"/>
-      </w:pPr>
-      <w:r>
-        <w:rPr>
-          <w:color w:val="1A2E45"/>
-        </w:rPr>
-        <w:t>Privacy</w:t>
-      </w:r>
-      <w:r>
-        <w:rPr>
-          <w:color w:val="1A2E45"/>
-          <w:spacing w:val="-7"/>
-        </w:rPr>
-        <w:t> </w:t>
-      </w:r>
-      <w:r>
-        <w:rPr>
-          <w:color w:val="1A2E45"/>
-        </w:rPr>
-        <w:t>Engineering</w:t>
-      </w:r>
-      <w:r>
-        <w:rPr>
-          <w:color w:val="1A2E45"/>
-          <w:spacing w:val="-6"/>
-        </w:rPr>
-        <w:t> </w:t>
-      </w:r>
-      <w:r>
-        <w:rPr>
-          <w:color w:val="1A2E45"/>
-        </w:rPr>
-        <w:t>&amp;</w:t>
-      </w:r>
-      <w:r>
-        <w:rPr>
-          <w:color w:val="1A2E45"/>
-          <w:spacing w:val="-6"/>
-        </w:rPr>
-        <w:t> </w:t>
-      </w:r>
-      <w:r>
-        <w:rPr>
-          <w:color w:val="1A2E45"/>
-          <w:spacing w:val="-2"/>
-        </w:rPr>
-        <w:t>Compliance</w:t>
+        <w:t xml:space="preserve">Cut a critical ads pipeline from 5 hours to under 1 hour by decomposing serial split tasks into 30 parallel threads — recovering ~4 hours of daily batch window on a revenue-reporting dependency</w:t>
       </w:r>
     </w:p>
     <w:p>
@@ -11704,259 +9929,7 @@
           <w:tab w:pos="4052" w:val="left" w:leader="none"/>
         </w:tabs>
         <w:spacing w:line="302" w:lineRule="auto" w:before="41" w:after="0"/>
-        <w:ind w:left="4052" w:right="326" w:hanging="165"/>
-        <w:jc w:val="left"/>
-        <w:rPr>
-          <w:color w:val="C79059"/>
-          <w:position w:val="1"/>
-          <w:sz w:val="11"/>
-        </w:rPr>
-      </w:pPr>
-      <w:r>
-        <w:rPr>
-          <w:color w:val="1D293B"/>
-          <w:sz w:val="16"/>
-        </w:rPr>
-        <w:t>Led privacy remediation across 1,200+ SMB 2.0, Customer Journey, and BPO tables — resolving critical design</w:t>
-      </w:r>
-      <w:r>
-        <w:rPr>
-          <w:color w:val="1D293B"/>
-          <w:spacing w:val="-3"/>
-          <w:sz w:val="16"/>
-        </w:rPr>
-        <w:t> </w:t>
-      </w:r>
-      <w:r>
-        <w:rPr>
-          <w:color w:val="1D293B"/>
-          <w:sz w:val="16"/>
-        </w:rPr>
-        <w:t>flaws</w:t>
-      </w:r>
-      <w:r>
-        <w:rPr>
-          <w:color w:val="1D293B"/>
-          <w:spacing w:val="-3"/>
-          <w:sz w:val="16"/>
-        </w:rPr>
-        <w:t> </w:t>
-      </w:r>
-      <w:r>
-        <w:rPr>
-          <w:color w:val="1D293B"/>
-          <w:sz w:val="16"/>
-        </w:rPr>
-        <w:t>that</w:t>
-      </w:r>
-      <w:r>
-        <w:rPr>
-          <w:color w:val="1D293B"/>
-          <w:spacing w:val="-3"/>
-          <w:sz w:val="16"/>
-        </w:rPr>
-        <w:t> </w:t>
-      </w:r>
-      <w:r>
-        <w:rPr>
-          <w:color w:val="1D293B"/>
-          <w:sz w:val="16"/>
-        </w:rPr>
-        <w:t>had</w:t>
-      </w:r>
-      <w:r>
-        <w:rPr>
-          <w:color w:val="1D293B"/>
-          <w:spacing w:val="-3"/>
-          <w:sz w:val="16"/>
-        </w:rPr>
-        <w:t> </w:t>
-      </w:r>
-      <w:r>
-        <w:rPr>
-          <w:color w:val="1D293B"/>
-          <w:sz w:val="16"/>
-        </w:rPr>
-        <w:t>left</w:t>
-      </w:r>
-      <w:r>
-        <w:rPr>
-          <w:color w:val="1D293B"/>
-          <w:spacing w:val="-3"/>
-          <w:sz w:val="16"/>
-        </w:rPr>
-        <w:t> </w:t>
-      </w:r>
-      <w:r>
-        <w:rPr>
-          <w:color w:val="1D293B"/>
-          <w:sz w:val="16"/>
-        </w:rPr>
-        <w:t>the</w:t>
-      </w:r>
-      <w:r>
-        <w:rPr>
-          <w:color w:val="1D293B"/>
-          <w:spacing w:val="-3"/>
-          <w:sz w:val="16"/>
-        </w:rPr>
-        <w:t> </w:t>
-      </w:r>
-      <w:r>
-        <w:rPr>
-          <w:color w:val="1D293B"/>
-          <w:sz w:val="16"/>
-        </w:rPr>
-        <w:t>team</w:t>
-      </w:r>
-      <w:r>
-        <w:rPr>
-          <w:color w:val="1D293B"/>
-          <w:spacing w:val="-3"/>
-          <w:sz w:val="16"/>
-        </w:rPr>
-        <w:t> </w:t>
-      </w:r>
-      <w:r>
-        <w:rPr>
-          <w:color w:val="1D293B"/>
-          <w:sz w:val="16"/>
-        </w:rPr>
-        <w:t>exposed</w:t>
-      </w:r>
-      <w:r>
-        <w:rPr>
-          <w:color w:val="1D293B"/>
-          <w:spacing w:val="-3"/>
-          <w:sz w:val="16"/>
-        </w:rPr>
-        <w:t> </w:t>
-      </w:r>
-      <w:r>
-        <w:rPr>
-          <w:color w:val="1D293B"/>
-          <w:sz w:val="16"/>
-        </w:rPr>
-        <w:t>to</w:t>
-      </w:r>
-      <w:r>
-        <w:rPr>
-          <w:color w:val="1D293B"/>
-          <w:spacing w:val="-3"/>
-          <w:sz w:val="16"/>
-        </w:rPr>
-        <w:t> </w:t>
-      </w:r>
-      <w:r>
-        <w:rPr>
-          <w:color w:val="1D293B"/>
-          <w:sz w:val="16"/>
-        </w:rPr>
-        <w:t>compliance</w:t>
-      </w:r>
-      <w:r>
-        <w:rPr>
-          <w:color w:val="1D293B"/>
-          <w:spacing w:val="-3"/>
-          <w:sz w:val="16"/>
-        </w:rPr>
-        <w:t> </w:t>
-      </w:r>
-      <w:r>
-        <w:rPr>
-          <w:color w:val="1D293B"/>
-          <w:sz w:val="16"/>
-        </w:rPr>
-        <w:t>risk,</w:t>
-      </w:r>
-      <w:r>
-        <w:rPr>
-          <w:color w:val="1D293B"/>
-          <w:spacing w:val="-3"/>
-          <w:sz w:val="16"/>
-        </w:rPr>
-        <w:t> </w:t>
-      </w:r>
-      <w:r>
-        <w:rPr>
-          <w:color w:val="1D293B"/>
-          <w:sz w:val="16"/>
-        </w:rPr>
-        <w:t>and</w:t>
-      </w:r>
-      <w:r>
-        <w:rPr>
-          <w:color w:val="1D293B"/>
-          <w:spacing w:val="-3"/>
-          <w:sz w:val="16"/>
-        </w:rPr>
-        <w:t> </w:t>
-      </w:r>
-      <w:r>
-        <w:rPr>
-          <w:color w:val="1D293B"/>
-          <w:sz w:val="16"/>
-        </w:rPr>
-        <w:t>establishing</w:t>
-      </w:r>
-      <w:r>
-        <w:rPr>
-          <w:color w:val="1D293B"/>
-          <w:spacing w:val="-3"/>
-          <w:sz w:val="16"/>
-        </w:rPr>
-        <w:t> </w:t>
-      </w:r>
-      <w:r>
-        <w:rPr>
-          <w:color w:val="1D293B"/>
-          <w:sz w:val="16"/>
-        </w:rPr>
-        <w:t>remediation</w:t>
-      </w:r>
-      <w:r>
-        <w:rPr>
-          <w:color w:val="1D293B"/>
-          <w:spacing w:val="-3"/>
-          <w:sz w:val="16"/>
-        </w:rPr>
-        <w:t> </w:t>
-      </w:r>
-      <w:r>
-        <w:rPr>
-          <w:color w:val="1D293B"/>
-          <w:sz w:val="16"/>
-        </w:rPr>
-        <w:t>patterns</w:t>
-      </w:r>
-      <w:r>
-        <w:rPr>
-          <w:color w:val="1D293B"/>
-          <w:spacing w:val="-3"/>
-          <w:sz w:val="16"/>
-        </w:rPr>
-        <w:t> </w:t>
-      </w:r>
-      <w:r>
-        <w:rPr>
-          <w:color w:val="1D293B"/>
-          <w:sz w:val="16"/>
-        </w:rPr>
-        <w:t>later adopted at scale in the Safe Ads program</w:t>
-      </w:r>
-    </w:p>
-    <w:p>
-      <w:pPr>
-        <w:pStyle w:val="ListParagraph"/>
-        <w:numPr>
-          <w:ilvl w:val="1"/>
-          <w:numId w:val="2"/>
-        </w:numPr>
-        <w:tabs>
-          <w:tab w:pos="4052" w:val="left" w:leader="none"/>
-        </w:tabs>
-        <w:spacing w:line="302" w:lineRule="auto" w:before="39" w:after="0"/>
-        <w:ind w:left="4052" w:right="450" w:hanging="165"/>
+        <w:ind w:left="4052" w:right="237" w:hanging="165"/>
         <w:jc w:val="left"/>
         <w:rPr>
           <w:color w:val="C79059"/>
@@ -11969,434 +9942,7 @@
           <w:color w:val="1D293B"/>
           <w:sz w:val="16"/>
         </w:rPr>
-        <w:t>Collaborated</w:t>
-      </w:r>
-      <w:r>
-        <w:rPr>
-          <w:color w:val="1D293B"/>
-          <w:spacing w:val="-5"/>
-          <w:sz w:val="16"/>
-        </w:rPr>
-        <w:t> </w:t>
-      </w:r>
-      <w:r>
-        <w:rPr>
-          <w:color w:val="1D293B"/>
-          <w:sz w:val="16"/>
-        </w:rPr>
-        <w:t>with</w:t>
-      </w:r>
-      <w:r>
-        <w:rPr>
-          <w:color w:val="1D293B"/>
-          <w:spacing w:val="-5"/>
-          <w:sz w:val="16"/>
-        </w:rPr>
-        <w:t> </w:t>
-      </w:r>
-      <w:r>
-        <w:rPr>
-          <w:color w:val="1D293B"/>
-          <w:sz w:val="16"/>
-        </w:rPr>
-        <w:t>Hive</w:t>
-      </w:r>
-      <w:r>
-        <w:rPr>
-          <w:color w:val="1D293B"/>
-          <w:spacing w:val="-12"/>
-          <w:sz w:val="16"/>
-        </w:rPr>
-        <w:t> </w:t>
-      </w:r>
-      <w:r>
-        <w:rPr>
-          <w:color w:val="1D293B"/>
-          <w:sz w:val="16"/>
-        </w:rPr>
-        <w:t>Anonymization</w:t>
-      </w:r>
-      <w:r>
-        <w:rPr>
-          <w:color w:val="1D293B"/>
-          <w:spacing w:val="-4"/>
-          <w:sz w:val="16"/>
-        </w:rPr>
-        <w:t> </w:t>
-      </w:r>
-      <w:r>
-        <w:rPr>
-          <w:color w:val="1D293B"/>
-          <w:sz w:val="16"/>
-        </w:rPr>
-        <w:t>engineers</w:t>
-      </w:r>
-      <w:r>
-        <w:rPr>
-          <w:color w:val="1D293B"/>
-          <w:spacing w:val="-5"/>
-          <w:sz w:val="16"/>
-        </w:rPr>
-        <w:t> </w:t>
-      </w:r>
-      <w:r>
-        <w:rPr>
-          <w:color w:val="1D293B"/>
-          <w:sz w:val="16"/>
-        </w:rPr>
-        <w:t>to</w:t>
-      </w:r>
-      <w:r>
-        <w:rPr>
-          <w:color w:val="1D293B"/>
-          <w:spacing w:val="-5"/>
-          <w:sz w:val="16"/>
-        </w:rPr>
-        <w:t> </w:t>
-      </w:r>
-      <w:r>
-        <w:rPr>
-          <w:color w:val="1D293B"/>
-          <w:sz w:val="16"/>
-        </w:rPr>
-        <w:t>enhance</w:t>
-      </w:r>
-      <w:r>
-        <w:rPr>
-          <w:color w:val="1D293B"/>
-          <w:spacing w:val="-5"/>
-          <w:sz w:val="16"/>
-        </w:rPr>
-        <w:t> </w:t>
-      </w:r>
-      <w:r>
-        <w:rPr>
-          <w:color w:val="1D293B"/>
-          <w:sz w:val="16"/>
-        </w:rPr>
-        <w:t>anonymization</w:t>
-      </w:r>
-      <w:r>
-        <w:rPr>
-          <w:color w:val="1D293B"/>
-          <w:spacing w:val="-5"/>
-          <w:sz w:val="16"/>
-        </w:rPr>
-        <w:t> </w:t>
-      </w:r>
-      <w:r>
-        <w:rPr>
-          <w:color w:val="1D293B"/>
-          <w:sz w:val="16"/>
-        </w:rPr>
-        <w:t>processes,</w:t>
-      </w:r>
-      <w:r>
-        <w:rPr>
-          <w:color w:val="1D293B"/>
-          <w:spacing w:val="-5"/>
-          <w:sz w:val="16"/>
-        </w:rPr>
-        <w:t> </w:t>
-      </w:r>
-      <w:r>
-        <w:rPr>
-          <w:color w:val="1D293B"/>
-          <w:sz w:val="16"/>
-        </w:rPr>
-        <w:t>enabling</w:t>
-      </w:r>
-      <w:r>
-        <w:rPr>
-          <w:color w:val="1D293B"/>
-          <w:spacing w:val="-5"/>
-          <w:sz w:val="16"/>
-        </w:rPr>
-        <w:t> </w:t>
-      </w:r>
-      <w:r>
-        <w:rPr>
-          <w:color w:val="1D293B"/>
-          <w:sz w:val="16"/>
-        </w:rPr>
-        <w:t>the</w:t>
-      </w:r>
-      <w:r>
-        <w:rPr>
-          <w:color w:val="1D293B"/>
-          <w:spacing w:val="-5"/>
-          <w:sz w:val="16"/>
-        </w:rPr>
-        <w:t> </w:t>
-      </w:r>
-      <w:r>
-        <w:rPr>
-          <w:color w:val="1D293B"/>
-          <w:sz w:val="16"/>
-        </w:rPr>
-        <w:t>ads and commerce data products to pass privacy audits without manual intervention — reducing audit preparation effort by ~60%</w:t>
-      </w:r>
-    </w:p>
-    <w:p>
-      <w:pPr>
-        <w:pStyle w:val="ListParagraph"/>
-        <w:numPr>
-          <w:ilvl w:val="1"/>
-          <w:numId w:val="2"/>
-        </w:numPr>
-        <w:tabs>
-          <w:tab w:pos="4052" w:val="left" w:leader="none"/>
-        </w:tabs>
-        <w:spacing w:line="292" w:lineRule="auto" w:before="40" w:after="0"/>
-        <w:ind w:left="4052" w:right="253" w:hanging="165"/>
-        <w:jc w:val="left"/>
-        <w:rPr>
-          <w:color w:val="C79059"/>
-          <w:position w:val="3"/>
-          <w:sz w:val="11"/>
-        </w:rPr>
-      </w:pPr>
-      <w:r>
-        <w:rPr>
-          <w:color w:val="1D293B"/>
-          <w:sz w:val="16"/>
-        </w:rPr>
-        <w:t>Drove Salesforce ID deprecation and Facebook ID integration across 1,000+ pipelines, eliminating an external</w:t>
-      </w:r>
-      <w:r>
-        <w:rPr>
-          <w:color w:val="1D293B"/>
-          <w:spacing w:val="-4"/>
-          <w:sz w:val="16"/>
-        </w:rPr>
-        <w:t> </w:t>
-      </w:r>
-      <w:r>
-        <w:rPr>
-          <w:color w:val="1D293B"/>
-          <w:sz w:val="16"/>
-        </w:rPr>
-        <w:t>vendor</w:t>
-      </w:r>
-      <w:r>
-        <w:rPr>
-          <w:color w:val="1D293B"/>
-          <w:spacing w:val="-4"/>
-          <w:sz w:val="16"/>
-        </w:rPr>
-        <w:t> </w:t>
-      </w:r>
-      <w:r>
-        <w:rPr>
-          <w:color w:val="1D293B"/>
-          <w:sz w:val="16"/>
-        </w:rPr>
-        <w:t>dependency</w:t>
-      </w:r>
-      <w:r>
-        <w:rPr>
-          <w:color w:val="1D293B"/>
-          <w:spacing w:val="-4"/>
-          <w:sz w:val="16"/>
-        </w:rPr>
-        <w:t> </w:t>
-      </w:r>
-      <w:r>
-        <w:rPr>
-          <w:color w:val="1D293B"/>
-          <w:sz w:val="16"/>
-        </w:rPr>
-        <w:t>that</w:t>
-      </w:r>
-      <w:r>
-        <w:rPr>
-          <w:color w:val="1D293B"/>
-          <w:spacing w:val="-4"/>
-          <w:sz w:val="16"/>
-        </w:rPr>
-        <w:t> </w:t>
-      </w:r>
-      <w:r>
-        <w:rPr>
-          <w:color w:val="1D293B"/>
-          <w:sz w:val="16"/>
-        </w:rPr>
-        <w:t>had</w:t>
-      </w:r>
-      <w:r>
-        <w:rPr>
-          <w:color w:val="1D293B"/>
-          <w:spacing w:val="-4"/>
-          <w:sz w:val="16"/>
-        </w:rPr>
-        <w:t> </w:t>
-      </w:r>
-      <w:r>
-        <w:rPr>
-          <w:color w:val="1D293B"/>
-          <w:sz w:val="16"/>
-        </w:rPr>
-        <w:t>caused</w:t>
-      </w:r>
-      <w:r>
-        <w:rPr>
-          <w:color w:val="1D293B"/>
-          <w:spacing w:val="-4"/>
-          <w:sz w:val="16"/>
-        </w:rPr>
-        <w:t> </w:t>
-      </w:r>
-      <w:r>
-        <w:rPr>
-          <w:color w:val="1D293B"/>
-          <w:sz w:val="16"/>
-        </w:rPr>
-        <w:t>data</w:t>
-      </w:r>
-      <w:r>
-        <w:rPr>
-          <w:color w:val="1D293B"/>
-          <w:spacing w:val="-4"/>
-          <w:sz w:val="16"/>
-        </w:rPr>
-        <w:t> </w:t>
-      </w:r>
-      <w:r>
-        <w:rPr>
-          <w:color w:val="1D293B"/>
-          <w:sz w:val="16"/>
-        </w:rPr>
-        <w:t>consistency</w:t>
-      </w:r>
-      <w:r>
-        <w:rPr>
-          <w:color w:val="1D293B"/>
-          <w:spacing w:val="-4"/>
-          <w:sz w:val="16"/>
-        </w:rPr>
-        <w:t> </w:t>
-      </w:r>
-      <w:r>
-        <w:rPr>
-          <w:color w:val="1D293B"/>
-          <w:sz w:val="16"/>
-        </w:rPr>
-        <w:t>issues</w:t>
-      </w:r>
-      <w:r>
-        <w:rPr>
-          <w:color w:val="1D293B"/>
-          <w:spacing w:val="-4"/>
-          <w:sz w:val="16"/>
-        </w:rPr>
-        <w:t> </w:t>
-      </w:r>
-      <w:r>
-        <w:rPr>
-          <w:color w:val="1D293B"/>
-          <w:sz w:val="16"/>
-        </w:rPr>
-        <w:t>affecting</w:t>
-      </w:r>
-      <w:r>
-        <w:rPr>
-          <w:color w:val="1D293B"/>
-          <w:spacing w:val="-4"/>
-          <w:sz w:val="16"/>
-        </w:rPr>
-        <w:t> </w:t>
-      </w:r>
-      <w:r>
-        <w:rPr>
-          <w:color w:val="1D293B"/>
-          <w:sz w:val="16"/>
-        </w:rPr>
-        <w:t>~15%</w:t>
-      </w:r>
-      <w:r>
-        <w:rPr>
-          <w:color w:val="1D293B"/>
-          <w:spacing w:val="-4"/>
-          <w:sz w:val="16"/>
-        </w:rPr>
-        <w:t> </w:t>
-      </w:r>
-      <w:r>
-        <w:rPr>
-          <w:color w:val="1D293B"/>
-          <w:sz w:val="16"/>
-        </w:rPr>
-        <w:t>of</w:t>
-      </w:r>
-      <w:r>
-        <w:rPr>
-          <w:color w:val="1D293B"/>
-          <w:spacing w:val="-4"/>
-          <w:sz w:val="16"/>
-        </w:rPr>
-        <w:t> </w:t>
-      </w:r>
-      <w:r>
-        <w:rPr>
-          <w:color w:val="1D293B"/>
-          <w:sz w:val="16"/>
-        </w:rPr>
-        <w:t>cross-system</w:t>
-      </w:r>
-      <w:r>
-        <w:rPr>
-          <w:color w:val="1D293B"/>
-          <w:spacing w:val="-4"/>
-          <w:sz w:val="16"/>
-        </w:rPr>
-        <w:t> </w:t>
-      </w:r>
-      <w:r>
-        <w:rPr>
-          <w:color w:val="1D293B"/>
-          <w:sz w:val="16"/>
-        </w:rPr>
-        <w:t>joins</w:t>
-      </w:r>
-    </w:p>
-    <w:p>
-      <w:pPr>
-        <w:pStyle w:val="Heading2"/>
-        <w:spacing w:before="76"/>
-        <w:ind w:left="3917"/>
-      </w:pPr>
-      <w:r>
-        <w:rPr>
-          <w:color w:val="1A2E45"/>
-        </w:rPr>
-        <w:t>Data</w:t>
-      </w:r>
-      <w:r>
-        <w:rPr>
-          <w:color w:val="1A2E45"/>
-          <w:spacing w:val="-6"/>
-        </w:rPr>
-        <w:t> </w:t>
-      </w:r>
-      <w:r>
-        <w:rPr>
-          <w:color w:val="1A2E45"/>
-        </w:rPr>
-        <w:t>Platform</w:t>
-      </w:r>
-      <w:r>
-        <w:rPr>
-          <w:color w:val="1A2E45"/>
-          <w:spacing w:val="-6"/>
-        </w:rPr>
-        <w:t> </w:t>
-      </w:r>
-      <w:r>
-        <w:rPr>
-          <w:color w:val="1A2E45"/>
-          <w:spacing w:val="-2"/>
-        </w:rPr>
-        <w:t>Migration</w:t>
+        <w:t xml:space="preserve">Brought a pipeline blocked at 10× its CPU budget back within quota through query optimization, unblocking a stalled finance reporting flow</w:t>
       </w:r>
     </w:p>
     <w:p>
@@ -12410,7 +9956,7 @@
           <w:tab w:pos="4052" w:val="left" w:leader="none"/>
         </w:tabs>
         <w:spacing w:line="302" w:lineRule="auto" w:before="41" w:after="0"/>
-        <w:ind w:left="4052" w:right="156" w:hanging="165"/>
+        <w:ind w:left="4052" w:right="237" w:hanging="165"/>
         <w:jc w:val="left"/>
         <w:rPr>
           <w:color w:val="C79059"/>
@@ -12423,217 +9969,7 @@
           <w:color w:val="1D293B"/>
           <w:sz w:val="16"/>
         </w:rPr>
-        <w:t>Spearheaded</w:t>
-      </w:r>
-      <w:r>
-        <w:rPr>
-          <w:color w:val="1D293B"/>
-          <w:spacing w:val="-4"/>
-          <w:sz w:val="16"/>
-        </w:rPr>
-        <w:t> </w:t>
-      </w:r>
-      <w:r>
-        <w:rPr>
-          <w:color w:val="1D293B"/>
-          <w:sz w:val="16"/>
-        </w:rPr>
-        <w:t>migration</w:t>
-      </w:r>
-      <w:r>
-        <w:rPr>
-          <w:color w:val="1D293B"/>
-          <w:spacing w:val="-4"/>
-          <w:sz w:val="16"/>
-        </w:rPr>
-        <w:t> </w:t>
-      </w:r>
-      <w:r>
-        <w:rPr>
-          <w:color w:val="1D293B"/>
-          <w:sz w:val="16"/>
-        </w:rPr>
-        <w:t>of</w:t>
-      </w:r>
-      <w:r>
-        <w:rPr>
-          <w:color w:val="1D293B"/>
-          <w:spacing w:val="-4"/>
-          <w:sz w:val="16"/>
-        </w:rPr>
-        <w:t> </w:t>
-      </w:r>
-      <w:r>
-        <w:rPr>
-          <w:color w:val="1D293B"/>
-          <w:sz w:val="16"/>
-        </w:rPr>
-        <w:t>1,000+</w:t>
-      </w:r>
-      <w:r>
-        <w:rPr>
-          <w:color w:val="1D293B"/>
-          <w:spacing w:val="-4"/>
-          <w:sz w:val="16"/>
-        </w:rPr>
-        <w:t> </w:t>
-      </w:r>
-      <w:r>
-        <w:rPr>
-          <w:color w:val="1D293B"/>
-          <w:sz w:val="16"/>
-        </w:rPr>
-        <w:t>Hive</w:t>
-      </w:r>
-      <w:r>
-        <w:rPr>
-          <w:color w:val="1D293B"/>
-          <w:spacing w:val="-4"/>
-          <w:sz w:val="16"/>
-        </w:rPr>
-        <w:t> </w:t>
-      </w:r>
-      <w:r>
-        <w:rPr>
-          <w:color w:val="1D293B"/>
-          <w:sz w:val="16"/>
-        </w:rPr>
-        <w:t>pipelines</w:t>
-      </w:r>
-      <w:r>
-        <w:rPr>
-          <w:color w:val="1D293B"/>
-          <w:spacing w:val="-4"/>
-          <w:sz w:val="16"/>
-        </w:rPr>
-        <w:t> </w:t>
-      </w:r>
-      <w:r>
-        <w:rPr>
-          <w:color w:val="1D293B"/>
-          <w:sz w:val="16"/>
-        </w:rPr>
-        <w:t>to</w:t>
-      </w:r>
-      <w:r>
-        <w:rPr>
-          <w:color w:val="1D293B"/>
-          <w:spacing w:val="-4"/>
-          <w:sz w:val="16"/>
-        </w:rPr>
-        <w:t> </w:t>
-      </w:r>
-      <w:r>
-        <w:rPr>
-          <w:color w:val="1D293B"/>
-          <w:sz w:val="16"/>
-        </w:rPr>
-        <w:t>Spark,</w:t>
-      </w:r>
-      <w:r>
-        <w:rPr>
-          <w:color w:val="1D293B"/>
-          <w:spacing w:val="-4"/>
-          <w:sz w:val="16"/>
-        </w:rPr>
-        <w:t> </w:t>
-      </w:r>
-      <w:r>
-        <w:rPr>
-          <w:color w:val="1D293B"/>
-          <w:sz w:val="16"/>
-        </w:rPr>
-        <w:t>automating</w:t>
-      </w:r>
-      <w:r>
-        <w:rPr>
-          <w:color w:val="1D293B"/>
-          <w:spacing w:val="-4"/>
-          <w:sz w:val="16"/>
-        </w:rPr>
-        <w:t> </w:t>
-      </w:r>
-      <w:r>
-        <w:rPr>
-          <w:color w:val="1D293B"/>
-          <w:sz w:val="16"/>
-        </w:rPr>
-        <w:t>~70%</w:t>
-      </w:r>
-      <w:r>
-        <w:rPr>
-          <w:color w:val="1D293B"/>
-          <w:spacing w:val="-4"/>
-          <w:sz w:val="16"/>
-        </w:rPr>
-        <w:t> </w:t>
-      </w:r>
-      <w:r>
-        <w:rPr>
-          <w:color w:val="1D293B"/>
-          <w:sz w:val="16"/>
-        </w:rPr>
-        <w:t>of</w:t>
-      </w:r>
-      <w:r>
-        <w:rPr>
-          <w:color w:val="1D293B"/>
-          <w:spacing w:val="-4"/>
-          <w:sz w:val="16"/>
-        </w:rPr>
-        <w:t> </w:t>
-      </w:r>
-      <w:r>
-        <w:rPr>
-          <w:color w:val="1D293B"/>
-          <w:sz w:val="16"/>
-        </w:rPr>
-        <w:t>conversion</w:t>
-      </w:r>
-      <w:r>
-        <w:rPr>
-          <w:color w:val="1D293B"/>
-          <w:spacing w:val="-4"/>
-          <w:sz w:val="16"/>
-        </w:rPr>
-        <w:t> </w:t>
-      </w:r>
-      <w:r>
-        <w:rPr>
-          <w:color w:val="1D293B"/>
-          <w:sz w:val="16"/>
-        </w:rPr>
-        <w:t>tasks</w:t>
-      </w:r>
-      <w:r>
-        <w:rPr>
-          <w:color w:val="1D293B"/>
-          <w:spacing w:val="-4"/>
-          <w:sz w:val="16"/>
-        </w:rPr>
-        <w:t> </w:t>
-      </w:r>
-      <w:r>
-        <w:rPr>
-          <w:color w:val="1D293B"/>
-          <w:sz w:val="16"/>
-        </w:rPr>
-        <w:t>—</w:t>
-      </w:r>
-      <w:r>
-        <w:rPr>
-          <w:color w:val="1D293B"/>
-          <w:spacing w:val="-4"/>
-          <w:sz w:val="16"/>
-        </w:rPr>
-        <w:t> </w:t>
-      </w:r>
-      <w:r>
-        <w:rPr>
-          <w:color w:val="1D293B"/>
-          <w:sz w:val="16"/>
-        </w:rPr>
-        <w:t>reducing what was projected as a 12-month migration to under 6 months and enabling commerce/payments teams to benefit from Spark's performance gains ahead of schedule</w:t>
+        <w:t xml:space="preserve">Cut data scanned per run ~30× on a high-cardinality user dimension check by narrowing a full-month partition scan to a single day</w:t>
       </w:r>
     </w:p>
     <w:p>
@@ -12646,8 +9982,8 @@
         <w:tabs>
           <w:tab w:pos="4052" w:val="left" w:leader="none"/>
         </w:tabs>
-        <w:spacing w:line="302" w:lineRule="auto" w:before="40" w:after="0"/>
-        <w:ind w:left="4052" w:right="193" w:hanging="165"/>
+        <w:spacing w:line="302" w:lineRule="auto" w:before="41" w:after="0"/>
+        <w:ind w:left="4052" w:right="237" w:hanging="165"/>
         <w:jc w:val="left"/>
         <w:rPr>
           <w:color w:val="C79059"/>
@@ -12660,180 +9996,20 @@
           <w:color w:val="1D293B"/>
           <w:sz w:val="16"/>
         </w:rPr>
-        <w:t>Built</w:t>
-      </w:r>
-      <w:r>
-        <w:rPr>
-          <w:color w:val="1D293B"/>
-          <w:spacing w:val="-6"/>
-          <w:sz w:val="16"/>
-        </w:rPr>
-        <w:t> </w:t>
-      </w:r>
-      <w:r>
-        <w:rPr>
-          <w:color w:val="1D293B"/>
-          <w:sz w:val="16"/>
-        </w:rPr>
-        <w:t>chargeback</w:t>
-      </w:r>
-      <w:r>
-        <w:rPr>
-          <w:color w:val="1D293B"/>
-          <w:spacing w:val="-6"/>
-          <w:sz w:val="16"/>
-        </w:rPr>
-        <w:t> </w:t>
-      </w:r>
-      <w:r>
-        <w:rPr>
-          <w:color w:val="1D293B"/>
-          <w:sz w:val="16"/>
-        </w:rPr>
-        <w:t>representment</w:t>
-      </w:r>
-      <w:r>
-        <w:rPr>
-          <w:color w:val="1D293B"/>
-          <w:spacing w:val="-6"/>
-          <w:sz w:val="16"/>
-        </w:rPr>
-        <w:t> </w:t>
-      </w:r>
-      <w:r>
-        <w:rPr>
-          <w:color w:val="1D293B"/>
-          <w:sz w:val="16"/>
-        </w:rPr>
-        <w:t>and</w:t>
-      </w:r>
-      <w:r>
-        <w:rPr>
-          <w:color w:val="1D293B"/>
-          <w:spacing w:val="-6"/>
-          <w:sz w:val="16"/>
-        </w:rPr>
-        <w:t> </w:t>
-      </w:r>
-      <w:r>
-        <w:rPr>
-          <w:color w:val="1D293B"/>
-          <w:sz w:val="16"/>
-        </w:rPr>
-        <w:t>leakage</w:t>
-      </w:r>
-      <w:r>
-        <w:rPr>
-          <w:color w:val="1D293B"/>
-          <w:spacing w:val="-6"/>
-          <w:sz w:val="16"/>
-        </w:rPr>
-        <w:t> </w:t>
-      </w:r>
-      <w:r>
-        <w:rPr>
-          <w:color w:val="1D293B"/>
-          <w:sz w:val="16"/>
-        </w:rPr>
-        <w:t>dashboards</w:t>
-      </w:r>
-      <w:r>
-        <w:rPr>
-          <w:color w:val="1D293B"/>
-          <w:spacing w:val="-6"/>
-          <w:sz w:val="16"/>
-        </w:rPr>
-        <w:t> </w:t>
-      </w:r>
-      <w:r>
-        <w:rPr>
-          <w:color w:val="1D293B"/>
-          <w:sz w:val="16"/>
-        </w:rPr>
-        <w:t>(FGF,</w:t>
-      </w:r>
-      <w:r>
-        <w:rPr>
-          <w:color w:val="1D293B"/>
-          <w:spacing w:val="-6"/>
-          <w:sz w:val="16"/>
-        </w:rPr>
-        <w:t> </w:t>
-      </w:r>
-      <w:r>
-        <w:rPr>
-          <w:color w:val="1D293B"/>
-          <w:sz w:val="16"/>
-        </w:rPr>
-        <w:t>Dataswarm,</w:t>
-      </w:r>
-      <w:r>
-        <w:rPr>
-          <w:color w:val="1D293B"/>
-          <w:spacing w:val="-6"/>
-          <w:sz w:val="16"/>
-        </w:rPr>
-        <w:t> </w:t>
-      </w:r>
-      <w:r>
-        <w:rPr>
-          <w:color w:val="1D293B"/>
-          <w:sz w:val="16"/>
-        </w:rPr>
-        <w:t>Unidash)</w:t>
-      </w:r>
-      <w:r>
-        <w:rPr>
-          <w:color w:val="1D293B"/>
-          <w:spacing w:val="-6"/>
-          <w:sz w:val="16"/>
-        </w:rPr>
-        <w:t> </w:t>
-      </w:r>
-      <w:r>
-        <w:rPr>
-          <w:color w:val="1D293B"/>
-          <w:sz w:val="16"/>
-        </w:rPr>
-        <w:t>that</w:t>
-      </w:r>
-      <w:r>
-        <w:rPr>
-          <w:color w:val="1D293B"/>
-          <w:spacing w:val="-6"/>
-          <w:sz w:val="16"/>
-        </w:rPr>
-        <w:t> </w:t>
-      </w:r>
-      <w:r>
-        <w:rPr>
-          <w:color w:val="1D293B"/>
-          <w:sz w:val="16"/>
-        </w:rPr>
-        <w:t>identified</w:t>
-      </w:r>
-      <w:r>
-        <w:rPr>
-          <w:color w:val="1D293B"/>
-          <w:spacing w:val="-6"/>
-          <w:sz w:val="16"/>
-        </w:rPr>
-        <w:t> </w:t>
-      </w:r>
-      <w:r>
-        <w:rPr>
-          <w:color w:val="1D293B"/>
-          <w:sz w:val="16"/>
-        </w:rPr>
-        <w:t>~$XM+ in previously undetected revenue leakage, enabling the finance team to recover funds and close monitoring </w:t>
-      </w:r>
-      <w:r>
-        <w:rPr>
-          <w:color w:val="1D293B"/>
-          <w:spacing w:val="-4"/>
-          <w:sz w:val="16"/>
-        </w:rPr>
-        <w:t>gaps</w:t>
+        <w:t xml:space="preserve">Resolved repeated evictions from CPU overage and eliminated recurring out-of-memory failures on high-volume ad conversion fact tables through timestamp-partition parallelization with signal-based synchronization</w:t>
+      </w:r>
+    </w:p>
+    <w:p>
+      <w:pPr>
+        <w:pStyle w:val="Heading2"/>
+        <w:spacing w:before="74"/>
+        <w:ind w:left="3917"/>
+      </w:pPr>
+      <w:r>
+        <w:rPr>
+          <w:color w:val="1A2E45"/>
+        </w:rPr>
+        <w:t xml:space="preserve">Query Engine Migration &amp; Judgment</w:t>
       </w:r>
     </w:p>
     <w:p>
@@ -12846,8 +10022,8 @@
         <w:tabs>
           <w:tab w:pos="4052" w:val="left" w:leader="none"/>
         </w:tabs>
-        <w:spacing w:line="292" w:lineRule="auto" w:before="39" w:after="0"/>
-        <w:ind w:left="4052" w:right="175" w:hanging="165"/>
+        <w:spacing w:line="302" w:lineRule="auto" w:before="41" w:after="0"/>
+        <w:ind w:left="4052" w:right="237" w:hanging="165"/>
         <w:jc w:val="left"/>
         <w:rPr>
           <w:color w:val="C79059"/>
@@ -12860,187 +10036,236 @@
           <w:color w:val="1D293B"/>
           <w:sz w:val="16"/>
         </w:rPr>
-        <w:t>Designed</w:t>
-      </w:r>
-      <w:r>
-        <w:rPr>
-          <w:color w:val="1D293B"/>
-          <w:spacing w:val="-4"/>
-          <w:sz w:val="16"/>
-        </w:rPr>
-        <w:t> </w:t>
-      </w:r>
-      <w:r>
-        <w:rPr>
-          <w:color w:val="1D293B"/>
-          <w:sz w:val="16"/>
-        </w:rPr>
-        <w:t>Marketplace</w:t>
-      </w:r>
-      <w:r>
-        <w:rPr>
-          <w:color w:val="1D293B"/>
-          <w:spacing w:val="-12"/>
-          <w:sz w:val="16"/>
-        </w:rPr>
-        <w:t> </w:t>
-      </w:r>
-      <w:r>
-        <w:rPr>
-          <w:color w:val="1D293B"/>
-          <w:sz w:val="16"/>
-        </w:rPr>
-        <w:t>App</w:t>
-      </w:r>
-      <w:r>
-        <w:rPr>
-          <w:color w:val="1D293B"/>
-          <w:spacing w:val="-3"/>
-          <w:sz w:val="16"/>
-        </w:rPr>
-        <w:t> </w:t>
-      </w:r>
-      <w:r>
-        <w:rPr>
-          <w:color w:val="1D293B"/>
-          <w:sz w:val="16"/>
-        </w:rPr>
-        <w:t>reliability</w:t>
-      </w:r>
-      <w:r>
-        <w:rPr>
-          <w:color w:val="1D293B"/>
-          <w:spacing w:val="-4"/>
-          <w:sz w:val="16"/>
-        </w:rPr>
-        <w:t> </w:t>
-      </w:r>
-      <w:r>
-        <w:rPr>
-          <w:color w:val="1D293B"/>
-          <w:sz w:val="16"/>
-        </w:rPr>
-        <w:t>dashboard</w:t>
-      </w:r>
-      <w:r>
-        <w:rPr>
-          <w:color w:val="1D293B"/>
-          <w:spacing w:val="-4"/>
-          <w:sz w:val="16"/>
-        </w:rPr>
-        <w:t> </w:t>
-      </w:r>
-      <w:r>
-        <w:rPr>
-          <w:color w:val="1D293B"/>
-          <w:sz w:val="16"/>
-        </w:rPr>
-        <w:t>covering</w:t>
-      </w:r>
-      <w:r>
-        <w:rPr>
-          <w:color w:val="1D293B"/>
-          <w:spacing w:val="-4"/>
-          <w:sz w:val="16"/>
-        </w:rPr>
-        <w:t> </w:t>
-      </w:r>
-      <w:r>
-        <w:rPr>
-          <w:color w:val="1D293B"/>
-          <w:sz w:val="16"/>
-        </w:rPr>
-        <w:t>payin/payouts</w:t>
-      </w:r>
-      <w:r>
-        <w:rPr>
-          <w:color w:val="1D293B"/>
-          <w:spacing w:val="-4"/>
-          <w:sz w:val="16"/>
-        </w:rPr>
-        <w:t> </w:t>
-      </w:r>
-      <w:r>
-        <w:rPr>
-          <w:color w:val="1D293B"/>
-          <w:sz w:val="16"/>
-        </w:rPr>
-        <w:t>and</w:t>
-      </w:r>
-      <w:r>
-        <w:rPr>
-          <w:color w:val="1D293B"/>
-          <w:spacing w:val="-4"/>
-          <w:sz w:val="16"/>
-        </w:rPr>
-        <w:t> </w:t>
-      </w:r>
-      <w:r>
-        <w:rPr>
-          <w:color w:val="1D293B"/>
-          <w:sz w:val="16"/>
-        </w:rPr>
-        <w:t>user</w:t>
-      </w:r>
-      <w:r>
-        <w:rPr>
-          <w:color w:val="1D293B"/>
-          <w:spacing w:val="-4"/>
-          <w:sz w:val="16"/>
-        </w:rPr>
-        <w:t> </w:t>
-      </w:r>
-      <w:r>
-        <w:rPr>
-          <w:color w:val="1D293B"/>
-          <w:sz w:val="16"/>
-        </w:rPr>
-        <w:t>stability</w:t>
-      </w:r>
-      <w:r>
-        <w:rPr>
-          <w:color w:val="1D293B"/>
-          <w:spacing w:val="-4"/>
-          <w:sz w:val="16"/>
-        </w:rPr>
-        <w:t> </w:t>
-      </w:r>
-      <w:r>
-        <w:rPr>
-          <w:color w:val="1D293B"/>
-          <w:sz w:val="16"/>
-        </w:rPr>
-        <w:t>—</w:t>
-      </w:r>
-      <w:r>
-        <w:rPr>
-          <w:color w:val="1D293B"/>
-          <w:spacing w:val="-4"/>
-          <w:sz w:val="16"/>
-        </w:rPr>
-        <w:t> </w:t>
-      </w:r>
-      <w:r>
-        <w:rPr>
-          <w:color w:val="1D293B"/>
-          <w:sz w:val="16"/>
-        </w:rPr>
-        <w:t>reducing</w:t>
-      </w:r>
-      <w:r>
-        <w:rPr>
-          <w:color w:val="1D293B"/>
-          <w:spacing w:val="-4"/>
-          <w:sz w:val="16"/>
-        </w:rPr>
-        <w:t> </w:t>
-      </w:r>
-      <w:r>
-        <w:rPr>
-          <w:color w:val="1D293B"/>
-          <w:sz w:val="16"/>
-        </w:rPr>
-        <w:t>MTTR for payment-related incidents by providing real-time visibility that replaced manual log analysis</w:t>
+        <w:t xml:space="preserve">Migrated 89 production pipelines from Hive to Spark and Presto over 11 months (~8/month sustained) — datelist, cube and funnel workloads across ads, integrity, commerce and marketing</w:t>
+      </w:r>
+    </w:p>
+    <w:p>
+      <w:pPr>
+        <w:pStyle w:val="ListParagraph"/>
+        <w:numPr>
+          <w:ilvl w:val="1"/>
+          <w:numId w:val="2"/>
+        </w:numPr>
+        <w:tabs>
+          <w:tab w:pos="4052" w:val="left" w:leader="none"/>
+        </w:tabs>
+        <w:spacing w:line="302" w:lineRule="auto" w:before="41" w:after="0"/>
+        <w:ind w:left="4052" w:right="237" w:hanging="165"/>
+        <w:jc w:val="left"/>
+        <w:rPr>
+          <w:color w:val="C79059"/>
+          <w:position w:val="3"/>
+          <w:sz w:val="11"/>
+        </w:rPr>
+      </w:pPr>
+      <w:r>
+        <w:rPr>
+          <w:color w:val="1D293B"/>
+          <w:sz w:val="16"/>
+        </w:rPr>
+        <w:t xml:space="preserve">Benchmarked rather than assumed: on one workload Spark failed 40 times and ran 50+ minutes while Presto finished in under 30 — shipped Presto with documented evidence, avoiding a slower, failure-prone pipeline</w:t>
+      </w:r>
+    </w:p>
+    <w:p>
+      <w:pPr>
+        <w:pStyle w:val="ListParagraph"/>
+        <w:numPr>
+          <w:ilvl w:val="1"/>
+          <w:numId w:val="2"/>
+        </w:numPr>
+        <w:tabs>
+          <w:tab w:pos="4052" w:val="left" w:leader="none"/>
+        </w:tabs>
+        <w:spacing w:line="302" w:lineRule="auto" w:before="41" w:after="0"/>
+        <w:ind w:left="4052" w:right="237" w:hanging="165"/>
+        <w:jc w:val="left"/>
+        <w:rPr>
+          <w:color w:val="C79059"/>
+          <w:position w:val="3"/>
+          <w:sz w:val="11"/>
+        </w:rPr>
+      </w:pPr>
+      <w:r>
+        <w:rPr>
+          <w:color w:val="1D293B"/>
+          <w:sz w:val="16"/>
+        </w:rPr>
+        <w:t xml:space="preserve">Extended the funnel framework to support Spark as a query engine, making the migration path reusable for other teams rather than a one-off conversion</w:t>
+      </w:r>
+    </w:p>
+    <w:p>
+      <w:pPr>
+        <w:pStyle w:val="ListParagraph"/>
+        <w:numPr>
+          <w:ilvl w:val="1"/>
+          <w:numId w:val="2"/>
+        </w:numPr>
+        <w:tabs>
+          <w:tab w:pos="4052" w:val="left" w:leader="none"/>
+        </w:tabs>
+        <w:spacing w:line="302" w:lineRule="auto" w:before="41" w:after="0"/>
+        <w:ind w:left="4052" w:right="237" w:hanging="165"/>
+        <w:jc w:val="left"/>
+        <w:rPr>
+          <w:color w:val="C79059"/>
+          <w:position w:val="3"/>
+          <w:sz w:val="11"/>
+        </w:rPr>
+      </w:pPr>
+      <w:r>
+        <w:rPr>
+          <w:color w:val="1D293B"/>
+          <w:sz w:val="16"/>
+        </w:rPr>
+        <w:t xml:space="preserve">Tuned Spark execution profiles — dynamic allocation, bucketing, partition-strategy overrides, executor and driver memory — resolving conversions that failed on JVM heap limits rather than query logic</w:t>
+      </w:r>
+    </w:p>
+    <w:p>
+      <w:pPr>
+        <w:pStyle w:val="Heading2"/>
+        <w:spacing w:before="74"/>
+        <w:ind w:left="3917"/>
+      </w:pPr>
+      <w:r>
+        <w:rPr>
+          <w:color w:val="1A2E45"/>
+        </w:rPr>
+        <w:t xml:space="preserve">Commerce, Privacy &amp; Reliability</w:t>
+      </w:r>
+    </w:p>
+    <w:p>
+      <w:pPr>
+        <w:pStyle w:val="ListParagraph"/>
+        <w:numPr>
+          <w:ilvl w:val="1"/>
+          <w:numId w:val="2"/>
+        </w:numPr>
+        <w:tabs>
+          <w:tab w:pos="4052" w:val="left" w:leader="none"/>
+        </w:tabs>
+        <w:spacing w:line="302" w:lineRule="auto" w:before="41" w:after="0"/>
+        <w:ind w:left="4052" w:right="237" w:hanging="165"/>
+        <w:jc w:val="left"/>
+        <w:rPr>
+          <w:color w:val="C79059"/>
+          <w:position w:val="3"/>
+          <w:sz w:val="11"/>
+        </w:rPr>
+      </w:pPr>
+      <w:r>
+        <w:rPr>
+          <w:color w:val="1D293B"/>
+          <w:sz w:val="16"/>
+        </w:rPr>
+        <w:t xml:space="preserve">Designed and launched the Category Management Data Warehouse and owned the SMB funnel redesign, improving query performance 3x while scaling to tens of thousands of small-business advertisers</w:t>
+      </w:r>
+    </w:p>
+    <w:p>
+      <w:pPr>
+        <w:pStyle w:val="ListParagraph"/>
+        <w:numPr>
+          <w:ilvl w:val="1"/>
+          <w:numId w:val="2"/>
+        </w:numPr>
+        <w:tabs>
+          <w:tab w:pos="4052" w:val="left" w:leader="none"/>
+        </w:tabs>
+        <w:spacing w:line="302" w:lineRule="auto" w:before="41" w:after="0"/>
+        <w:ind w:left="4052" w:right="237" w:hanging="165"/>
+        <w:jc w:val="left"/>
+        <w:rPr>
+          <w:color w:val="C79059"/>
+          <w:position w:val="3"/>
+          <w:sz w:val="11"/>
+        </w:rPr>
+      </w:pPr>
+      <w:r>
+        <w:rPr>
+          <w:color w:val="1D293B"/>
+          <w:sz w:val="16"/>
+        </w:rPr>
+        <w:t xml:space="preserve">Led privacy remediation across 1,200+ SMB 2.0, Customer Journey and BPO tables, and drove Salesforce ID deprecation across 1,000+ pipelines — eliminating an external vendor dependency affecting ~15% of cross-system joins</w:t>
+      </w:r>
+    </w:p>
+    <w:p>
+      <w:pPr>
+        <w:pStyle w:val="ListParagraph"/>
+        <w:numPr>
+          <w:ilvl w:val="1"/>
+          <w:numId w:val="2"/>
+        </w:numPr>
+        <w:tabs>
+          <w:tab w:pos="4052" w:val="left" w:leader="none"/>
+        </w:tabs>
+        <w:spacing w:line="302" w:lineRule="auto" w:before="41" w:after="0"/>
+        <w:ind w:left="4052" w:right="237" w:hanging="165"/>
+        <w:jc w:val="left"/>
+        <w:rPr>
+          <w:color w:val="C79059"/>
+          <w:position w:val="3"/>
+          <w:sz w:val="11"/>
+        </w:rPr>
+      </w:pPr>
+      <w:r>
+        <w:rPr>
+          <w:color w:val="1D293B"/>
+          <w:sz w:val="16"/>
+        </w:rPr>
+        <w:t xml:space="preserve">Carried pipeline oncall across ~200 incidents with root-cause fixes rather than restarts; delivered ~50 privacy and compliance remediations and reduced storage cost across ~60 retention and cleanup engagements</w:t>
+      </w:r>
+    </w:p>
+    <w:p>
+      <w:pPr>
+        <w:pStyle w:val="ListParagraph"/>
+        <w:numPr>
+          <w:ilvl w:val="1"/>
+          <w:numId w:val="2"/>
+        </w:numPr>
+        <w:tabs>
+          <w:tab w:pos="4052" w:val="left" w:leader="none"/>
+        </w:tabs>
+        <w:spacing w:line="302" w:lineRule="auto" w:before="41" w:after="0"/>
+        <w:ind w:left="4052" w:right="237" w:hanging="165"/>
+        <w:jc w:val="left"/>
+        <w:rPr>
+          <w:color w:val="C79059"/>
+          <w:position w:val="3"/>
+          <w:sz w:val="11"/>
+        </w:rPr>
+      </w:pPr>
+      <w:r>
+        <w:rPr>
+          <w:color w:val="1D293B"/>
+          <w:sz w:val="16"/>
+        </w:rPr>
+        <w:t xml:space="preserve">Built chargeback representment and leakage dashboards, and a Marketplace reliability dashboard covering payins/payouts — surfacing previously undetected revenue leakage and cutting MTTR by replacing manual log analysis</w:t>
+      </w:r>
+    </w:p>
+    <w:p>
+      <w:pPr>
+        <w:pStyle w:val="ListParagraph"/>
+        <w:numPr>
+          <w:ilvl w:val="1"/>
+          <w:numId w:val="2"/>
+        </w:numPr>
+        <w:tabs>
+          <w:tab w:pos="4052" w:val="left" w:leader="none"/>
+        </w:tabs>
+        <w:spacing w:line="302" w:lineRule="auto" w:before="41" w:after="0"/>
+        <w:ind w:left="4052" w:right="237" w:hanging="165"/>
+        <w:jc w:val="left"/>
+        <w:rPr>
+          <w:color w:val="C79059"/>
+          <w:position w:val="3"/>
+          <w:sz w:val="11"/>
+        </w:rPr>
+      </w:pPr>
+      <w:r>
+        <w:rPr>
+          <w:color w:val="1D293B"/>
+          <w:sz w:val="16"/>
+        </w:rPr>
+        <w:t xml:space="preserve">Recognized by 45 colleagues across 53 peer commendations for debugging, escalation and cross-team unblocking across ads, payments, commerce, marketplace and privacy</w:t>
       </w:r>
     </w:p>
     <w:p>
@@ -14016,539 +11241,6 @@
           <w:sz w:val="16"/>
         </w:rPr>
         <w:t>Hive, Python, and Pig; retired legacy data sources and feeds; migrated to a stable, compliant framework</w:t>
-      </w:r>
-    </w:p>
-    <w:p>
-      <w:pPr>
-        <w:tabs>
-          <w:tab w:pos="10284" w:val="left" w:leader="none"/>
-        </w:tabs>
-        <w:spacing w:before="154"/>
-        <w:ind w:left="3887" w:right="0" w:firstLine="0"/>
-        <w:jc w:val="left"/>
-        <w:rPr>
-          <w:i/>
-          <w:sz w:val="15"/>
-        </w:rPr>
-      </w:pPr>
-      <w:r>
-        <w:rPr>
-          <w:b/>
-          <w:color w:val="1D293B"/>
-          <w:sz w:val="19"/>
-        </w:rPr>
-        <w:t>Lead</w:t>
-      </w:r>
-      <w:r>
-        <w:rPr>
-          <w:b/>
-          <w:color w:val="1D293B"/>
-          <w:spacing w:val="-6"/>
-          <w:sz w:val="19"/>
-        </w:rPr>
-        <w:t> </w:t>
-      </w:r>
-      <w:r>
-        <w:rPr>
-          <w:b/>
-          <w:color w:val="1D293B"/>
-          <w:sz w:val="19"/>
-        </w:rPr>
-        <w:t>Data</w:t>
-      </w:r>
-      <w:r>
-        <w:rPr>
-          <w:b/>
-          <w:color w:val="1D293B"/>
-          <w:spacing w:val="-5"/>
-          <w:sz w:val="19"/>
-        </w:rPr>
-        <w:t> </w:t>
-      </w:r>
-      <w:r>
-        <w:rPr>
-          <w:b/>
-          <w:color w:val="1D293B"/>
-          <w:sz w:val="19"/>
-        </w:rPr>
-        <w:t>Engineer</w:t>
-      </w:r>
-      <w:r>
-        <w:rPr>
-          <w:b/>
-          <w:color w:val="1D293B"/>
-          <w:spacing w:val="-5"/>
-          <w:sz w:val="19"/>
-        </w:rPr>
-        <w:t> </w:t>
-      </w:r>
-      <w:r>
-        <w:rPr>
-          <w:b/>
-          <w:color w:val="1D293B"/>
-          <w:spacing w:val="-2"/>
-          <w:sz w:val="19"/>
-        </w:rPr>
-        <w:t>Consultant</w:t>
-      </w:r>
-      <w:r>
-        <w:rPr>
-          <w:b/>
-          <w:color w:val="1D293B"/>
-          <w:sz w:val="19"/>
-        </w:rPr>
-        <w:tab/>
-      </w:r>
-      <w:r>
-        <w:rPr>
-          <w:i/>
-          <w:color w:val="465469"/>
-          <w:sz w:val="15"/>
-        </w:rPr>
-        <w:t>Sep</w:t>
-      </w:r>
-      <w:r>
-        <w:rPr>
-          <w:i/>
-          <w:color w:val="465469"/>
-          <w:spacing w:val="-2"/>
-          <w:sz w:val="15"/>
-        </w:rPr>
-        <w:t> </w:t>
-      </w:r>
-      <w:r>
-        <w:rPr>
-          <w:i/>
-          <w:color w:val="465469"/>
-          <w:sz w:val="15"/>
-        </w:rPr>
-        <w:t>2015 – Sep </w:t>
-      </w:r>
-      <w:r>
-        <w:rPr>
-          <w:i/>
-          <w:color w:val="465469"/>
-          <w:spacing w:val="-4"/>
-          <w:sz w:val="15"/>
-        </w:rPr>
-        <w:t>2017</w:t>
-      </w:r>
-    </w:p>
-    <w:p>
-      <w:pPr>
-        <w:spacing w:before="10"/>
-        <w:ind w:left="3887" w:right="0" w:firstLine="0"/>
-        <w:jc w:val="left"/>
-        <w:rPr>
-          <w:sz w:val="17"/>
-        </w:rPr>
-      </w:pPr>
-      <w:r>
-        <w:rPr>
-          <w:color w:val="C79059"/>
-          <w:spacing w:val="-4"/>
-          <w:sz w:val="17"/>
-        </w:rPr>
-        <w:t>Meta</w:t>
-      </w:r>
-    </w:p>
-    <w:p>
-      <w:pPr>
-        <w:pStyle w:val="ListParagraph"/>
-        <w:numPr>
-          <w:ilvl w:val="1"/>
-          <w:numId w:val="2"/>
-        </w:numPr>
-        <w:tabs>
-          <w:tab w:pos="4052" w:val="left" w:leader="none"/>
-        </w:tabs>
-        <w:spacing w:line="292" w:lineRule="auto" w:before="24" w:after="0"/>
-        <w:ind w:left="4052" w:right="255" w:hanging="165"/>
-        <w:jc w:val="left"/>
-        <w:rPr>
-          <w:color w:val="C79059"/>
-          <w:position w:val="3"/>
-          <w:sz w:val="11"/>
-        </w:rPr>
-      </w:pPr>
-      <w:r>
-        <w:rPr>
-          <w:color w:val="1D293B"/>
-          <w:sz w:val="16"/>
-        </w:rPr>
-        <w:t>Developed 80+ complex Dataswarm pipelines for petabyte-scale ads data across Sales Operations and Marketing</w:t>
-      </w:r>
-      <w:r>
-        <w:rPr>
-          <w:color w:val="1D293B"/>
-          <w:spacing w:val="-6"/>
-          <w:sz w:val="16"/>
-        </w:rPr>
-        <w:t> </w:t>
-      </w:r>
-      <w:r>
-        <w:rPr>
-          <w:color w:val="1D293B"/>
-          <w:sz w:val="16"/>
-        </w:rPr>
-        <w:t>Intelligence:</w:t>
-      </w:r>
-      <w:r>
-        <w:rPr>
-          <w:color w:val="1D293B"/>
-          <w:spacing w:val="-5"/>
-          <w:sz w:val="16"/>
-        </w:rPr>
-        <w:t> </w:t>
-      </w:r>
-      <w:r>
-        <w:rPr>
-          <w:color w:val="1D293B"/>
-          <w:sz w:val="16"/>
-        </w:rPr>
-        <w:t>Cross</w:t>
-      </w:r>
-      <w:r>
-        <w:rPr>
-          <w:color w:val="1D293B"/>
-          <w:spacing w:val="-5"/>
-          <w:sz w:val="16"/>
-        </w:rPr>
-        <w:t> </w:t>
-      </w:r>
-      <w:r>
-        <w:rPr>
-          <w:color w:val="1D293B"/>
-          <w:sz w:val="16"/>
-        </w:rPr>
-        <w:t>Device</w:t>
-      </w:r>
-      <w:r>
-        <w:rPr>
-          <w:color w:val="1D293B"/>
-          <w:spacing w:val="-5"/>
-          <w:sz w:val="16"/>
-        </w:rPr>
-        <w:t> </w:t>
-      </w:r>
-      <w:r>
-        <w:rPr>
-          <w:color w:val="1D293B"/>
-          <w:sz w:val="16"/>
-        </w:rPr>
-        <w:t>Insights,</w:t>
-      </w:r>
-      <w:r>
-        <w:rPr>
-          <w:color w:val="1D293B"/>
-          <w:spacing w:val="-5"/>
-          <w:sz w:val="16"/>
-        </w:rPr>
-        <w:t> </w:t>
-      </w:r>
-      <w:r>
-        <w:rPr>
-          <w:color w:val="1D293B"/>
-          <w:sz w:val="16"/>
-        </w:rPr>
-        <w:t>Global</w:t>
-      </w:r>
-      <w:r>
-        <w:rPr>
-          <w:color w:val="1D293B"/>
-          <w:spacing w:val="-12"/>
-          <w:sz w:val="16"/>
-        </w:rPr>
-        <w:t> </w:t>
-      </w:r>
-      <w:r>
-        <w:rPr>
-          <w:color w:val="1D293B"/>
-          <w:sz w:val="16"/>
-        </w:rPr>
-        <w:t>Account</w:t>
-      </w:r>
-      <w:r>
-        <w:rPr>
-          <w:color w:val="1D293B"/>
-          <w:spacing w:val="-4"/>
-          <w:sz w:val="16"/>
-        </w:rPr>
-        <w:t> </w:t>
-      </w:r>
-      <w:r>
-        <w:rPr>
-          <w:color w:val="1D293B"/>
-          <w:sz w:val="16"/>
-        </w:rPr>
-        <w:t>Pipeline,</w:t>
-      </w:r>
-      <w:r>
-        <w:rPr>
-          <w:color w:val="1D293B"/>
-          <w:spacing w:val="-5"/>
-          <w:sz w:val="16"/>
-        </w:rPr>
-        <w:t> </w:t>
-      </w:r>
-      <w:r>
-        <w:rPr>
-          <w:color w:val="1D293B"/>
-          <w:sz w:val="16"/>
-        </w:rPr>
-        <w:t>Gaming</w:t>
-      </w:r>
-      <w:r>
-        <w:rPr>
-          <w:color w:val="1D293B"/>
-          <w:spacing w:val="-12"/>
-          <w:sz w:val="16"/>
-        </w:rPr>
-        <w:t> </w:t>
-      </w:r>
-      <w:r>
-        <w:rPr>
-          <w:color w:val="1D293B"/>
-          <w:sz w:val="16"/>
-        </w:rPr>
-        <w:t>Apps</w:t>
-      </w:r>
-      <w:r>
-        <w:rPr>
-          <w:color w:val="1D293B"/>
-          <w:spacing w:val="-4"/>
-          <w:sz w:val="16"/>
-        </w:rPr>
-        <w:t> </w:t>
-      </w:r>
-      <w:r>
-        <w:rPr>
-          <w:color w:val="1D293B"/>
-          <w:sz w:val="16"/>
-        </w:rPr>
-        <w:t>Reporting,</w:t>
-      </w:r>
-      <w:r>
-        <w:rPr>
-          <w:color w:val="1D293B"/>
-          <w:spacing w:val="-5"/>
-          <w:sz w:val="16"/>
-        </w:rPr>
-        <w:t> </w:t>
-      </w:r>
-      <w:r>
-        <w:rPr>
-          <w:color w:val="1D293B"/>
-          <w:sz w:val="16"/>
-        </w:rPr>
-        <w:t>Outcomes Datamart + Norms DB, Facebook Media &amp; Live Monetization</w:t>
-      </w:r>
-    </w:p>
-    <w:p>
-      <w:pPr>
-        <w:pStyle w:val="ListParagraph"/>
-        <w:numPr>
-          <w:ilvl w:val="1"/>
-          <w:numId w:val="2"/>
-        </w:numPr>
-        <w:tabs>
-          <w:tab w:pos="4052" w:val="left" w:leader="none"/>
-        </w:tabs>
-        <w:spacing w:line="312" w:lineRule="auto" w:before="46" w:after="0"/>
-        <w:ind w:left="4052" w:right="619" w:hanging="165"/>
-        <w:jc w:val="left"/>
-        <w:rPr>
-          <w:color w:val="C79059"/>
-          <w:position w:val="1"/>
-          <w:sz w:val="11"/>
-        </w:rPr>
-      </w:pPr>
-      <w:r>
-        <w:rPr>
-          <w:color w:val="1D293B"/>
-          <w:sz w:val="16"/>
-        </w:rPr>
-        <w:t>Deep</w:t>
-      </w:r>
-      <w:r>
-        <w:rPr>
-          <w:color w:val="1D293B"/>
-          <w:spacing w:val="-4"/>
-          <w:sz w:val="16"/>
-        </w:rPr>
-        <w:t> </w:t>
-      </w:r>
-      <w:r>
-        <w:rPr>
-          <w:color w:val="1D293B"/>
-          <w:sz w:val="16"/>
-        </w:rPr>
-        <w:t>expertise</w:t>
-      </w:r>
-      <w:r>
-        <w:rPr>
-          <w:color w:val="1D293B"/>
-          <w:spacing w:val="-4"/>
-          <w:sz w:val="16"/>
-        </w:rPr>
-        <w:t> </w:t>
-      </w:r>
-      <w:r>
-        <w:rPr>
-          <w:color w:val="1D293B"/>
-          <w:sz w:val="16"/>
-        </w:rPr>
-        <w:t>in</w:t>
-      </w:r>
-      <w:r>
-        <w:rPr>
-          <w:color w:val="1D293B"/>
-          <w:spacing w:val="-4"/>
-          <w:sz w:val="16"/>
-        </w:rPr>
-        <w:t> </w:t>
-      </w:r>
-      <w:r>
-        <w:rPr>
-          <w:color w:val="1D293B"/>
-          <w:sz w:val="16"/>
-        </w:rPr>
-        <w:t>petabyte-scale</w:t>
-      </w:r>
-      <w:r>
-        <w:rPr>
-          <w:color w:val="1D293B"/>
-          <w:spacing w:val="-4"/>
-          <w:sz w:val="16"/>
-        </w:rPr>
-        <w:t> </w:t>
-      </w:r>
-      <w:r>
-        <w:rPr>
-          <w:color w:val="1D293B"/>
-          <w:sz w:val="16"/>
-        </w:rPr>
-        <w:t>ads</w:t>
-      </w:r>
-      <w:r>
-        <w:rPr>
-          <w:color w:val="1D293B"/>
-          <w:spacing w:val="-4"/>
-          <w:sz w:val="16"/>
-        </w:rPr>
-        <w:t> </w:t>
-      </w:r>
-      <w:r>
-        <w:rPr>
-          <w:color w:val="1D293B"/>
-          <w:sz w:val="16"/>
-        </w:rPr>
-        <w:t>data,</w:t>
-      </w:r>
-      <w:r>
-        <w:rPr>
-          <w:color w:val="1D293B"/>
-          <w:spacing w:val="-4"/>
-          <w:sz w:val="16"/>
-        </w:rPr>
-        <w:t> </w:t>
-      </w:r>
-      <w:r>
-        <w:rPr>
-          <w:color w:val="1D293B"/>
-          <w:sz w:val="16"/>
-        </w:rPr>
-        <w:t>partnering</w:t>
-      </w:r>
-      <w:r>
-        <w:rPr>
-          <w:color w:val="1D293B"/>
-          <w:spacing w:val="-4"/>
-          <w:sz w:val="16"/>
-        </w:rPr>
-        <w:t> </w:t>
-      </w:r>
-      <w:r>
-        <w:rPr>
-          <w:color w:val="1D293B"/>
-          <w:sz w:val="16"/>
-        </w:rPr>
-        <w:t>with</w:t>
-      </w:r>
-      <w:r>
-        <w:rPr>
-          <w:color w:val="1D293B"/>
-          <w:spacing w:val="-4"/>
-          <w:sz w:val="16"/>
-        </w:rPr>
-        <w:t> </w:t>
-      </w:r>
-      <w:r>
-        <w:rPr>
-          <w:color w:val="1D293B"/>
-          <w:sz w:val="16"/>
-        </w:rPr>
-        <w:t>cross-functional</w:t>
-      </w:r>
-      <w:r>
-        <w:rPr>
-          <w:color w:val="1D293B"/>
-          <w:spacing w:val="-4"/>
-          <w:sz w:val="16"/>
-        </w:rPr>
-        <w:t> </w:t>
-      </w:r>
-      <w:r>
-        <w:rPr>
-          <w:color w:val="1D293B"/>
-          <w:sz w:val="16"/>
-        </w:rPr>
-        <w:t>teams</w:t>
-      </w:r>
-      <w:r>
-        <w:rPr>
-          <w:color w:val="1D293B"/>
-          <w:spacing w:val="-4"/>
-          <w:sz w:val="16"/>
-        </w:rPr>
-        <w:t> </w:t>
-      </w:r>
-      <w:r>
-        <w:rPr>
-          <w:color w:val="1D293B"/>
-          <w:sz w:val="16"/>
-        </w:rPr>
-        <w:t>to</w:t>
-      </w:r>
-      <w:r>
-        <w:rPr>
-          <w:color w:val="1D293B"/>
-          <w:spacing w:val="-4"/>
-          <w:sz w:val="16"/>
-        </w:rPr>
-        <w:t> </w:t>
-      </w:r>
-      <w:r>
-        <w:rPr>
-          <w:color w:val="1D293B"/>
-          <w:sz w:val="16"/>
-        </w:rPr>
-        <w:t>optimize</w:t>
-      </w:r>
-      <w:r>
-        <w:rPr>
-          <w:color w:val="1D293B"/>
-          <w:spacing w:val="-4"/>
-          <w:sz w:val="16"/>
-        </w:rPr>
-        <w:t> </w:t>
-      </w:r>
-      <w:r>
-        <w:rPr>
-          <w:color w:val="1D293B"/>
-          <w:sz w:val="16"/>
-        </w:rPr>
-        <w:t>revenue generation strategies and deliver scalable analytics</w:t>
       </w:r>
     </w:p>
     <w:sectPr>

--- a/Paddy_Iyer_Resume_Detailed.docx
+++ b/Paddy_Iyer_Resume_Detailed.docx
@@ -4533,7 +4533,7 @@
           <w:color w:val="1D293B"/>
           <w:sz w:val="16"/>
         </w:rPr>
-        <w:t xml:space="preserve">Delivered ~$500K/year in recovered engineering capacity by sustaining the output of 3–4 engineers as a single engineer through AI-assisted development — 1,070 production changes landed at ~1.7/working day over 2.5 years, peaking at 262 in a single month</w:t>
+        <w:t xml:space="preserve">Delivered ~$500K/year in recovered engineering capacity by sustaining the output of 3–4 engineers as a single engineer through AI-assisted development — 1,000+ production changes landed over 2.5 years</w:t>
       </w:r>
     </w:p>
     <w:p>
@@ -4587,7 +4587,7 @@
           <w:color w:val="1D293B"/>
           <w:sz w:val="16"/>
         </w:rPr>
-        <w:t xml:space="preserve">Achieved this leverage at under $1,000 in total LLM spend — roughly 500x return on inference cost — by optimizing on cost per landed change (~$0.80) rather than cost per API call</w:t>
+        <w:t xml:space="preserve">Achieved this leverage at under $1,000 in total LLM spend — roughly 500x return on inference cost — by optimizing on cost per landed change (~$1) rather than cost per API call</w:t>
       </w:r>
     </w:p>
     <w:p>
@@ -4641,7 +4641,7 @@
           <w:color w:val="1D293B"/>
           <w:sz w:val="16"/>
         </w:rPr>
-        <w:t xml:space="preserve">Cut manual cross-namespace data imports 91% (156.8/day → 14.2/day), driving the final phase of a multi-year warehouse consolidation from 80% to 100% coverage</w:t>
+        <w:t xml:space="preserve">Cut manual cross-namespace data imports 90%+ (~157/day → ~14/day), driving the final phase of a multi-year warehouse consolidation from 80% to 100% coverage</w:t>
       </w:r>
     </w:p>
     <w:p>
